--- a/docs/Brugervejledning.docx
+++ b/docs/Brugervejledning.docx
@@ -55,7 +55,7 @@
           <w:color w:val="606060"/>
           <w:sz w:val="22"/>
         </w:rPr>
-        <w:t>Juni 2026</w:t>
+        <w:t>September 2026</w:t>
       </w:r>
     </w:p>
     <w:p>
@@ -100,6 +100,18 @@
           <w:sz w:val="22"/>
         </w:rPr>
         <w:t>Systemet tilgås via en almindelig webbrowser – der er ingen installation nødvendig på den enkelte computer. Åbn browseren og gå til systemets adresse på det lokale netværk.</w:t>
+      </w:r>
+    </w:p>
+    <w:p>
+      <w:pPr>
+        <w:spacing w:after="120"/>
+      </w:pPr>
+      <w:r>
+        <w:rPr>
+          <w:rFonts w:ascii="Arial" w:hAnsi="Arial"/>
+          <w:sz w:val="22"/>
+        </w:rPr>
+        <w:t>Log ind med initialer og adgangskode, eller med knappen 'Log ind med Microsoft' hvis virksomhedens IT har aktiveret single sign-on (Microsoft Entra ID). SSO-login kræver stadig at du allerede er oprettet som bruger i systemet med den korrekte mailadresse udfyldt – der oprettes ikke automatisk en ny bruger ved første SSO-login.</w:t>
       </w:r>
     </w:p>
     <w:p>
@@ -1530,6 +1542,29 @@
           <w:sz w:val="22"/>
         </w:rPr>
         <w:t>Km-start og km-slut hentes fra førerkortet, som kun gemmer et begrænset antal køretøjsbrug-poster. Ældre dage vil derfor kunne mangle km-data, selvom resten af aktiviteten er importeret korrekt.</w:t>
+      </w:r>
+    </w:p>
+    <w:p>
+      <w:pPr>
+        <w:spacing w:before="80" w:after="160"/>
+        <w:ind w:left="283" w:right="283"/>
+      </w:pPr>
+      <w:r>
+        <w:rPr>
+          <w:rFonts w:ascii="Arial" w:hAnsi="Arial"/>
+          <w:b/>
+          <w:color w:val="2E6DB8"/>
+          <w:sz w:val="22"/>
+        </w:rPr>
+        <w:t xml:space="preserve">BEMÆRK: </w:t>
+      </w:r>
+      <w:r>
+        <w:rPr>
+          <w:rFonts w:ascii="Arial" w:hAnsi="Arial"/>
+          <w:color w:val="606060"/>
+          <w:sz w:val="22"/>
+        </w:rPr>
+        <w:t>Hører et importeret skift til en periode der allerede er kørt løn på (status 'Lukket'), importeres det ikke stiltiende. Systemet spørger i stedet om det skal importeres ind i den EFTERFØLGENDE, åbne periode. Svarer du nej, husker systemet dit svar permanent – samme skift bliver ikke spurgt om igen ved en senere import af samme mappe.</w:t>
       </w:r>
     </w:p>
     <w:p>
@@ -2186,6 +2221,75 @@
           <w:sz w:val="22"/>
         </w:rPr>
         <w:t>Registrerer eller retter du en aktivitet, hvis dato hører til en periode der allerede er kørt løn på (status 'Lukket'), lægges den automatisk over i den EFTERFØLGENDE periode i stedet for at blive afvist. Det gælder både manuel oprettelse/rettelse og import af .ddd-filer.</w:t>
+      </w:r>
+    </w:p>
+    <w:p>
+      <w:pPr>
+        <w:pStyle w:val="Heading2"/>
+        <w:spacing w:before="200" w:after="120"/>
+      </w:pPr>
+      <w:r>
+        <w:rPr>
+          <w:rFonts w:ascii="Arial" w:hAnsi="Arial"/>
+          <w:b/>
+          <w:color w:val="2E6DB8"/>
+          <w:sz w:val="26"/>
+        </w:rPr>
+        <w:t>4.5  Springertillæg-flueben</w:t>
+      </w:r>
+    </w:p>
+    <w:p>
+      <w:pPr>
+        <w:spacing w:after="120"/>
+      </w:pPr>
+      <w:r>
+        <w:rPr>
+          <w:rFonts w:ascii="Arial" w:hAnsi="Arial"/>
+          <w:sz w:val="22"/>
+        </w:rPr>
+        <w:t>Under hver medarbejders navn i aktivitetstabellen findes et lille flueben 'Springertillæg'. Er det sat for en medarbejder, får vedkommende springertillæg for hele den viste lønperiode – samme timetal som Normal tid, men udbetalt under sin egen lønkode. Kræver rettigheden 'Sæt springertillæg' (gives som standard til alle roller).</w:t>
+      </w:r>
+    </w:p>
+    <w:p>
+      <w:pPr>
+        <w:pStyle w:val="ListBullet"/>
+        <w:spacing w:after="40"/>
+        <w:ind w:left="454"/>
+      </w:pPr>
+      <w:r>
+        <w:rPr>
+          <w:rFonts w:ascii="Arial" w:hAnsi="Arial"/>
+          <w:sz w:val="22"/>
+        </w:rPr>
+        <w:t>Fluebenet gælder KUN den periode du står i – det nulstilles automatisk ved næste periode og skal sættes igen.</w:t>
+      </w:r>
+    </w:p>
+    <w:p>
+      <w:pPr>
+        <w:pStyle w:val="ListBullet"/>
+        <w:spacing w:after="40"/>
+        <w:ind w:left="454"/>
+      </w:pPr>
+      <w:r>
+        <w:rPr>
+          <w:rFonts w:ascii="Arial" w:hAnsi="Arial"/>
+          <w:sz w:val="22"/>
+        </w:rPr>
+        <w:t>Fluebenet kan ikke ændres når perioden er låst (der er kørt løn).</w:t>
+      </w:r>
+    </w:p>
+    <w:p>
+      <w:pPr>
+        <w:pStyle w:val="ListBullet"/>
+        <w:spacing w:after="40"/>
+        <w:ind w:left="454"/>
+      </w:pPr>
+      <w:r>
+        <w:rPr>
+          <w:rFonts w:ascii="Arial" w:hAnsi="Arial"/>
+          <w:sz w:val="22"/>
+        </w:rPr>
+        <w:t>Beløbet vises særskilt i prøvekørslen (' (springer)' efter navnet, afsnit 9.1) og i Lønafregning (afsnit 12.2) – ikke som en synlig linje i selve Aktivitetsoversigten.</w:t>
       </w:r>
     </w:p>
     <w:p>
@@ -3922,6 +4026,68 @@
                 <w:sz w:val="20"/>
               </w:rPr>
               <w:t>Afkryds KUN for en medarbejder med en individuel aftale om at alle arbejdstimer skal give Øvrig overtid oveni normal løn, uden dagligt loft (se afsnit 9.6). Berører lønberegningen direkte – brug med omtanke.</w:t>
+            </w:r>
+          </w:p>
+        </w:tc>
+      </w:tr>
+      <w:tr>
+        <w:tc>
+          <w:tcPr>
+            <w:tcW w:type="dxa" w:w="3024"/>
+            <w:tcBorders>
+              <w:top w:val="single" w:sz="4" w:color="CCCCCC"/>
+              <w:left w:val="single" w:sz="4" w:color="CCCCCC"/>
+              <w:bottom w:val="single" w:sz="4" w:color="CCCCCC"/>
+              <w:right w:val="single" w:sz="4" w:color="CCCCCC"/>
+            </w:tcBorders>
+          </w:tcPr>
+          <w:p>
+            <w:r>
+              <w:rPr>
+                <w:rFonts w:ascii="Arial" w:hAnsi="Arial"/>
+                <w:sz w:val="20"/>
+              </w:rPr>
+              <w:t>Afløser</w:t>
+            </w:r>
+          </w:p>
+        </w:tc>
+        <w:tc>
+          <w:tcPr>
+            <w:tcW w:type="dxa" w:w="3024"/>
+            <w:tcBorders>
+              <w:top w:val="single" w:sz="4" w:color="CCCCCC"/>
+              <w:left w:val="single" w:sz="4" w:color="CCCCCC"/>
+              <w:bottom w:val="single" w:sz="4" w:color="CCCCCC"/>
+              <w:right w:val="single" w:sz="4" w:color="CCCCCC"/>
+            </w:tcBorders>
+          </w:tcPr>
+          <w:p>
+            <w:r>
+              <w:rPr>
+                <w:rFonts w:ascii="Arial" w:hAnsi="Arial"/>
+                <w:sz w:val="20"/>
+              </w:rPr>
+              <w:t>Nej</w:t>
+            </w:r>
+          </w:p>
+        </w:tc>
+        <w:tc>
+          <w:tcPr>
+            <w:tcW w:type="dxa" w:w="3024"/>
+            <w:tcBorders>
+              <w:top w:val="single" w:sz="4" w:color="CCCCCC"/>
+              <w:left w:val="single" w:sz="4" w:color="CCCCCC"/>
+              <w:bottom w:val="single" w:sz="4" w:color="CCCCCC"/>
+              <w:right w:val="single" w:sz="4" w:color="CCCCCC"/>
+            </w:tcBorders>
+          </w:tcPr>
+          <w:p>
+            <w:r>
+              <w:rPr>
+                <w:rFonts w:ascii="Arial" w:hAnsi="Arial"/>
+                <w:sz w:val="20"/>
+              </w:rPr>
+              <w:t>Afkryd for en afløser/substitutmedarbejder. Medarbejderen får IKKE søgnehelligdagsbetaling (kode 4/63) på søndage/helligdage medmindre vedkommende faktisk har kørt den dag – se afsnit 9.5. Farvemarkeres separat i medarbejderlisten, Vagtplan og Aktivitetsoversigten.</w:t>
             </w:r>
           </w:p>
         </w:tc>
@@ -4583,6 +4749,29 @@
           <w:color w:val="2E6DB8"/>
           <w:sz w:val="22"/>
         </w:rPr>
+        <w:t xml:space="preserve">VIGTIGT: </w:t>
+      </w:r>
+      <w:r>
+        <w:rPr>
+          <w:rFonts w:ascii="Arial" w:hAnsi="Arial"/>
+          <w:color w:val="606060"/>
+          <w:sz w:val="22"/>
+        </w:rPr>
+        <w:t>Opret KUN en ny aftaletype hvis du er indforstået med konsekvensen: medarbejdere på en aftaletype ud over de to oprindelige ('Timelønnet, fast arbejdstid' og 'Timelønnet, ikke fastlagt arbejdstid') får IKKE noget overtidstillæg og INGEN søgnehelligdagsbetaling overhovedet – kun almindelig timeløn for de faktisk arbejdede timer, uanset tidspunkt eller dagtype. Den konkrete beregningsregel for en ny aftaletype skal udvikles særskilt, hvis den overhovedet skal afvige fra flad timeløn. Kontakt systemudvikler før en ny aftaletype tages i brug til en medarbejder, hvis der forventes overtid/SH-betaling.</w:t>
+      </w:r>
+    </w:p>
+    <w:p>
+      <w:pPr>
+        <w:spacing w:before="80" w:after="160"/>
+        <w:ind w:left="283" w:right="283"/>
+      </w:pPr>
+      <w:r>
+        <w:rPr>
+          <w:rFonts w:ascii="Arial" w:hAnsi="Arial"/>
+          <w:b/>
+          <w:color w:val="2E6DB8"/>
+          <w:sz w:val="22"/>
+        </w:rPr>
         <w:t xml:space="preserve">BEMÆRK: </w:t>
       </w:r>
       <w:r>
@@ -4981,6 +5170,56 @@
           <w:sz w:val="22"/>
         </w:rPr>
         <w:t>Begge popups afvises PR. BRUGER, ikke pr. medarbejder – ser du en advarsel og afviser den, vises den stadig for kolleger med samme tilladelse, indtil de selv afviser den. Ændres medarbejderens §56-slutdato bagefter, nulstilles alle brugeres afvisning automatisk, så advarslen kan dukke op igen.</w:t>
+      </w:r>
+    </w:p>
+    <w:p>
+      <w:pPr>
+        <w:pStyle w:val="Heading2"/>
+        <w:spacing w:before="200" w:after="120"/>
+      </w:pPr>
+      <w:r>
+        <w:rPr>
+          <w:rFonts w:ascii="Arial" w:hAnsi="Arial"/>
+          <w:b/>
+          <w:color w:val="2E6DB8"/>
+          <w:sz w:val="26"/>
+        </w:rPr>
+        <w:t>7.7  §56-oversigt</w:t>
+      </w:r>
+    </w:p>
+    <w:p>
+      <w:pPr>
+        <w:spacing w:after="120"/>
+      </w:pPr>
+      <w:r>
+        <w:rPr>
+          <w:rFonts w:ascii="Arial" w:hAnsi="Arial"/>
+          <w:sz w:val="22"/>
+        </w:rPr>
+        <w:t>Klik på knappen '§56' i toolbaren på Medarbejdere-siden for at åbne en read-only liste over alle aktive medarbejdere der aktuelt har §56 afkrydset – med navn, startdato og slutdato. Listen følger det afdelingsfilter der er valgt på siden (afsnit 7.1), men ignorerer søgefeltet og 'Vis inaktive'.</w:t>
+      </w:r>
+    </w:p>
+    <w:p>
+      <w:pPr>
+        <w:spacing w:before="80" w:after="160"/>
+        <w:ind w:left="283" w:right="283"/>
+      </w:pPr>
+      <w:r>
+        <w:rPr>
+          <w:rFonts w:ascii="Arial" w:hAnsi="Arial"/>
+          <w:b/>
+          <w:color w:val="2E6DB8"/>
+          <w:sz w:val="22"/>
+        </w:rPr>
+        <w:t xml:space="preserve">GODT AT VIDE: </w:t>
+      </w:r>
+      <w:r>
+        <w:rPr>
+          <w:rFonts w:ascii="Arial" w:hAnsi="Arial"/>
+          <w:color w:val="606060"/>
+          <w:sz w:val="22"/>
+        </w:rPr>
+        <w:t>Opretter du en 'Sygdom'-aktivitet for en medarbejder der har §56 afkrydset, spørger systemet om aktiviteten skal forblive almindelig 'Sygdom', eller i stedet oprettes som den eksisterende fraværstype '§56 syg'. Fortryder du dialogen (klik uden for/Annuller), oprettes ingen aktivitet overhovedet.</w:t>
       </w:r>
     </w:p>
     <w:p>
@@ -5705,6 +5944,29 @@
     </w:p>
     <w:p>
       <w:pPr>
+        <w:spacing w:before="80" w:after="160"/>
+        <w:ind w:left="283" w:right="283"/>
+      </w:pPr>
+      <w:r>
+        <w:rPr>
+          <w:rFonts w:ascii="Arial" w:hAnsi="Arial"/>
+          <w:b/>
+          <w:color w:val="2E6DB8"/>
+          <w:sz w:val="22"/>
+        </w:rPr>
+        <w:t xml:space="preserve">GODT AT VIDE: </w:t>
+      </w:r>
+      <w:r>
+        <w:rPr>
+          <w:rFonts w:ascii="Arial" w:hAnsi="Arial"/>
+          <w:color w:val="606060"/>
+          <w:sz w:val="22"/>
+        </w:rPr>
+        <w:t>Ud over download kan timesedler sendes direkte pr. mail til medarbejderens registrerede mailadresse – enten enkeltvis fra den relevante medarbejders linje i lønkørsel-visningen, eller samlet for alle med knappen 'Send timesedler' i PDF-modalen. Medarbejdere uden en registreret mailadresse springes automatisk over, og fejl ved selve afsendelsen (fx forkert mailopsætning) vises som en generel fejlbesked uden tekniske detaljer.</w:t>
+      </w:r>
+    </w:p>
+    <w:p>
+      <w:pPr>
         <w:pStyle w:val="Heading2"/>
         <w:spacing w:before="200" w:after="120"/>
       </w:pPr>
@@ -5794,6 +6056,52 @@
           <w:sz w:val="22"/>
         </w:rPr>
         <w:t>'Kør løn'-knappen er grå og kan ikke bruges, hvis der enten er aktiviteter i perioden, der endnu ikke er godkendt eller deaktiveret, eller hvis lønperioden allerede er kørt og låst. I begge tilfælde vises en advarsel, hvis man alligevel klikker på knappen. Afventende aktiviteter skal godkendes eller deaktiveres under fanen 'Aktiviteter', før knappen aktiveres igen. En allerede låst periode kan genåbnes under 'Administration' (kræver rettigheden 'Åbn låst lønperiode'), hvis der skal foretages ændringer og køres løn igen.</w:t>
+      </w:r>
+    </w:p>
+    <w:p>
+      <w:pPr>
+        <w:spacing w:before="80" w:after="160"/>
+        <w:ind w:left="283" w:right="283"/>
+      </w:pPr>
+      <w:r>
+        <w:rPr>
+          <w:rFonts w:ascii="Arial" w:hAnsi="Arial"/>
+          <w:b/>
+          <w:color w:val="2E6DB8"/>
+          <w:sz w:val="22"/>
+        </w:rPr>
+        <w:t xml:space="preserve">GODT AT VIDE: </w:t>
+      </w:r>
+      <w:r>
+        <w:rPr>
+          <w:rFonts w:ascii="Arial" w:hAnsi="Arial"/>
+          <w:color w:val="606060"/>
+          <w:sz w:val="22"/>
+        </w:rPr>
+        <w:t>Genåbner du en låst periode, henter systemet automatisk eventuelle aktiviteter der i mellemtiden er registreret for den periodes datoer (og som derfor blev lagt i den efterfølgende periode, se afsnit 3.2) tilbage til den nu-genåbnede periode. Du behøver ikke selv flytte dem.</w:t>
+      </w:r>
+    </w:p>
+    <w:p>
+      <w:pPr>
+        <w:spacing w:before="80" w:after="160"/>
+        <w:ind w:left="283" w:right="283"/>
+      </w:pPr>
+      <w:r>
+        <w:rPr>
+          <w:rFonts w:ascii="Arial" w:hAnsi="Arial"/>
+          <w:b/>
+          <w:color w:val="2E6DB8"/>
+          <w:sz w:val="22"/>
+        </w:rPr>
+        <w:t xml:space="preserve">VIGTIGT: </w:t>
+      </w:r>
+      <w:r>
+        <w:rPr>
+          <w:rFonts w:ascii="Arial" w:hAnsi="Arial"/>
+          <w:color w:val="606060"/>
+          <w:sz w:val="22"/>
+        </w:rPr>
+        <w:t>Kontrollér Danløn-koderne i Stamdata → Løntypekoder inden systemet tages i produktionsbrug: en del koder er ved leveringen sat til en midlertidig placeholder ('1') indtil lønafdelingen oplyser de rigtige Danløn-koder. Bruges systemet med placeholder-koder, kan flere forskellige lønarter havne under samme kode i Danløn.</w:t>
       </w:r>
     </w:p>
     <w:p>
@@ -6797,6 +7105,29 @@
     </w:p>
     <w:p>
       <w:pPr>
+        <w:spacing w:before="80" w:after="160"/>
+        <w:ind w:left="283" w:right="283"/>
+      </w:pPr>
+      <w:r>
+        <w:rPr>
+          <w:rFonts w:ascii="Arial" w:hAnsi="Arial"/>
+          <w:b/>
+          <w:color w:val="2E6DB8"/>
+          <w:sz w:val="22"/>
+        </w:rPr>
+        <w:t xml:space="preserve">BEMÆRK: </w:t>
+      </w:r>
+      <w:r>
+        <w:rPr>
+          <w:rFonts w:ascii="Arial" w:hAnsi="Arial"/>
+          <w:color w:val="606060"/>
+          <w:sz w:val="22"/>
+        </w:rPr>
+        <w:t>En medarbejder markeret som 'Afløser' (afsnit 7.2) får IKKE de garanterede søgnehelligdagstimer på en søndag/helligdag, medmindre vedkommende faktisk har en godkendt kørselsaktivitet den dag. Har afløseren kørt, gælder alle reglerne ovenfor helt som normalt.</w:t>
+      </w:r>
+    </w:p>
+    <w:p>
+      <w:pPr>
         <w:pStyle w:val="Heading2"/>
         <w:spacing w:before="200" w:after="120"/>
       </w:pPr>
@@ -7286,6 +7617,29 @@
           <w:sz w:val="22"/>
         </w:rPr>
         <w:t>Rediger ikke Excel-filerne med forventning om at ændringerne slår igennem. Excel bruges KUN til den initiale seeding af databasen ved første opstart. Al efterfølgende konfiguration sker via Stamdata-modulet.</w:t>
+      </w:r>
+    </w:p>
+    <w:p>
+      <w:pPr>
+        <w:spacing w:before="80" w:after="160"/>
+        <w:ind w:left="283" w:right="283"/>
+      </w:pPr>
+      <w:r>
+        <w:rPr>
+          <w:rFonts w:ascii="Arial" w:hAnsi="Arial"/>
+          <w:b/>
+          <w:color w:val="2E6DB8"/>
+          <w:sz w:val="22"/>
+        </w:rPr>
+        <w:t xml:space="preserve">VIGTIGT: </w:t>
+      </w:r>
+      <w:r>
+        <w:rPr>
+          <w:rFonts w:ascii="Arial" w:hAnsi="Arial"/>
+          <w:color w:val="606060"/>
+          <w:sz w:val="22"/>
+        </w:rPr>
+        <w:t>Opretter du en helt ny SATS (en ny række i Overtidssatser eller Tillæg, ikke bare en ny værdi på en eksisterende), har den IKKE automatisk nogen effekt på lønberegningen – kun eksisterende, kendte tillægstyper beregnes automatisk. En ny sats skal derefter kobles på en løntypekode via 'Sats-kilde' i Stamdata → Løntypekoder for i det hele taget at kunne komme med i CSV-eksporten, og selv da påvirker den ikke selve lønberegningen/prøvekørslen. Skal en helt ny tillægsregel indgå i selve lønberegningen, kræver det udviklerarbejde – kontakt systemudvikler.</w:t>
       </w:r>
     </w:p>
     <w:p>
@@ -10937,6 +11291,611 @@
         <w:t>Registrér når en vogn er ude af drift (værksted, reparation m.m.). Klik 'Meld materielt fravær' (kræver 'Redigér dagsplan') og angiv vogn, 'Fra dato' (default: fanens valgte dato), en valgfri 'Til dato' (tom betyder étdags-fravær) samt en kommentar. Tabellen nedenfor viser dagens meldte fravær med en slet-knap.</w:t>
       </w:r>
     </w:p>
+    <w:p>
+      <w:r>
+        <w:br w:type="page"/>
+      </w:r>
+    </w:p>
+    <w:p>
+      <w:pPr>
+        <w:pStyle w:val="Heading1"/>
+        <w:spacing w:before="360" w:after="120"/>
+      </w:pPr>
+      <w:r>
+        <w:rPr>
+          <w:rFonts w:ascii="Arial" w:hAnsi="Arial"/>
+          <w:b/>
+          <w:color w:val="1B3A6B"/>
+          <w:sz w:val="32"/>
+        </w:rPr>
+        <w:t>14  Vagtplan</w:t>
+      </w:r>
+    </w:p>
+    <w:p>
+      <w:pPr>
+        <w:spacing w:after="120"/>
+      </w:pPr>
+      <w:r>
+        <w:rPr>
+          <w:rFonts w:ascii="Arial" w:hAnsi="Arial"/>
+          <w:sz w:val="22"/>
+        </w:rPr>
+        <w:t>Klik på '🗓️ Vagtplan' i venstre menu for at se en 4-ugers oversigt over alle medarbejderes fravær og kommentarer, med ugenummer i kolonneoverskriften. Kræver rettigheden 'Se vagtplan'; redigering kræver desuden enten 'Redigér egen linje i vagtplan' (kun din egen række) eller 'Redigér alle linjer i vagtplan'.</w:t>
+      </w:r>
+    </w:p>
+    <w:p>
+      <w:pPr>
+        <w:pStyle w:val="Heading2"/>
+        <w:spacing w:before="200" w:after="120"/>
+      </w:pPr>
+      <w:r>
+        <w:rPr>
+          <w:rFonts w:ascii="Arial" w:hAnsi="Arial"/>
+          <w:b/>
+          <w:color w:val="2E6DB8"/>
+          <w:sz w:val="26"/>
+        </w:rPr>
+        <w:t>14.1  Registrering</w:t>
+      </w:r>
+    </w:p>
+    <w:p>
+      <w:pPr>
+        <w:spacing w:after="120"/>
+      </w:pPr>
+      <w:r>
+        <w:rPr>
+          <w:rFonts w:ascii="Arial" w:hAnsi="Arial"/>
+          <w:sz w:val="22"/>
+        </w:rPr>
+        <w:t>Klik på en tom celle for at registrere fravær eller en kommentar for medarbejderen den dag:</w:t>
+      </w:r>
+    </w:p>
+    <w:p>
+      <w:pPr>
+        <w:pStyle w:val="ListBullet"/>
+        <w:spacing w:after="40"/>
+        <w:ind w:left="454"/>
+      </w:pPr>
+      <w:r>
+        <w:rPr>
+          <w:rFonts w:ascii="Arial" w:hAnsi="Arial"/>
+          <w:sz w:val="22"/>
+        </w:rPr>
+        <w:t>Vælg en almindelig fraværstype (ferie, sygdom osv.) for at oprette en rigtig aktivitet – nøjagtig samme modal som i Aktivitetsoversigten (kapitel 6).</w:t>
+      </w:r>
+    </w:p>
+    <w:p>
+      <w:pPr>
+        <w:pStyle w:val="ListBullet"/>
+        <w:spacing w:after="40"/>
+        <w:ind w:left="454"/>
+      </w:pPr>
+      <w:r>
+        <w:rPr>
+          <w:rFonts w:ascii="Arial" w:hAnsi="Arial"/>
+          <w:sz w:val="22"/>
+        </w:rPr>
+        <w:t>Vælg 'Ingen (kun kommentar)' for blot at skrive en fri tekstnote uden at oprette nogen aktivitet – bruges fx til 'ringer ind kl. 10' eller lignende driftsnoter.</w:t>
+      </w:r>
+    </w:p>
+    <w:p>
+      <w:pPr>
+        <w:spacing w:after="120"/>
+      </w:pPr>
+      <w:r>
+        <w:rPr>
+          <w:rFonts w:ascii="Arial" w:hAnsi="Arial"/>
+          <w:sz w:val="22"/>
+        </w:rPr>
+        <w:t>Klik på en udfyldt celle for at se/redigere den. Fraværsaktiviteter åbner samme aktivitetsdetalje som i Aktivitetsoversigten; rene kommentarer åbner en lille rediger/slet-boks.</w:t>
+      </w:r>
+    </w:p>
+    <w:p>
+      <w:pPr>
+        <w:pStyle w:val="Heading2"/>
+        <w:spacing w:before="200" w:after="120"/>
+      </w:pPr>
+      <w:r>
+        <w:rPr>
+          <w:rFonts w:ascii="Arial" w:hAnsi="Arial"/>
+          <w:b/>
+          <w:color w:val="2E6DB8"/>
+          <w:sz w:val="26"/>
+        </w:rPr>
+        <w:t>14.2  Filtrering og 'Fravær i morgen'</w:t>
+      </w:r>
+    </w:p>
+    <w:p>
+      <w:pPr>
+        <w:spacing w:after="120"/>
+      </w:pPr>
+      <w:r>
+        <w:rPr>
+          <w:rFonts w:ascii="Arial" w:hAnsi="Arial"/>
+          <w:sz w:val="22"/>
+        </w:rPr>
+        <w:t>Afdelingsfiltret er en flervalgsliste (klik for at vælge flere grupper ad gangen; klik 'Vælg alle' først for kun at isolere én gruppe). Knappen 'Fravær i morgen' åbner en hurtig opsummering af alle medarbejdere (inden for det valgte filter) der har fravær eller en kommentar registreret på dagen efter i dag – uden at du behøver bladre en hel uge frem.</w:t>
+      </w:r>
+    </w:p>
+    <w:p>
+      <w:pPr>
+        <w:spacing w:before="80" w:after="160"/>
+        <w:ind w:left="283" w:right="283"/>
+      </w:pPr>
+      <w:r>
+        <w:rPr>
+          <w:rFonts w:ascii="Arial" w:hAnsi="Arial"/>
+          <w:b/>
+          <w:color w:val="2E6DB8"/>
+          <w:sz w:val="22"/>
+        </w:rPr>
+        <w:t xml:space="preserve">GODT AT VIDE: </w:t>
+      </w:r>
+      <w:r>
+        <w:rPr>
+          <w:rFonts w:ascii="Arial" w:hAnsi="Arial"/>
+          <w:color w:val="606060"/>
+          <w:sz w:val="22"/>
+        </w:rPr>
+        <w:t>Vagtplan og Aktivitetsoversigten viser samme underliggende data – opretter du en fraværsaktivitet i Vagtplan, ses den også i Aktivitetsoversigten, og omvendt.</w:t>
+      </w:r>
+    </w:p>
+    <w:p>
+      <w:r>
+        <w:br w:type="page"/>
+      </w:r>
+    </w:p>
+    <w:p>
+      <w:pPr>
+        <w:pStyle w:val="Heading1"/>
+        <w:spacing w:before="360" w:after="120"/>
+      </w:pPr>
+      <w:r>
+        <w:rPr>
+          <w:rFonts w:ascii="Arial" w:hAnsi="Arial"/>
+          <w:b/>
+          <w:color w:val="1B3A6B"/>
+          <w:sz w:val="32"/>
+        </w:rPr>
+        <w:t>15  Fraværsoversigt</w:t>
+      </w:r>
+    </w:p>
+    <w:p>
+      <w:pPr>
+        <w:spacing w:after="120"/>
+      </w:pPr>
+      <w:r>
+        <w:rPr>
+          <w:rFonts w:ascii="Arial" w:hAnsi="Arial"/>
+          <w:sz w:val="22"/>
+        </w:rPr>
+        <w:t>Klik på '📊 Fraværsoversigt' i venstre menu for et samlet overblik over fravær pr. medarbejder og pr. fraværstype over en valgfri periode – uafhængig af de faste 14-dages lønperioder. Kræver rettigheden 'Fraværsoversigt'.</w:t>
+      </w:r>
+    </w:p>
+    <w:p>
+      <w:pPr>
+        <w:pStyle w:val="ListBullet"/>
+        <w:spacing w:after="40"/>
+        <w:ind w:left="454"/>
+      </w:pPr>
+      <w:r>
+        <w:rPr>
+          <w:rFonts w:ascii="Arial" w:hAnsi="Arial"/>
+          <w:sz w:val="22"/>
+        </w:rPr>
+        <w:t>Vælg en fra- og til-dato for den ønskede periode.</w:t>
+      </w:r>
+    </w:p>
+    <w:p>
+      <w:pPr>
+        <w:pStyle w:val="ListBullet"/>
+        <w:spacing w:after="40"/>
+        <w:ind w:left="454"/>
+      </w:pPr>
+      <w:r>
+        <w:rPr>
+          <w:rFonts w:ascii="Arial" w:hAnsi="Arial"/>
+          <w:sz w:val="22"/>
+        </w:rPr>
+        <w:t>Tabellen viser fraværstimer/-dage summeret pr. medarbejder og pr. fraværstype.</w:t>
+      </w:r>
+    </w:p>
+    <w:p>
+      <w:pPr>
+        <w:pStyle w:val="Heading2"/>
+        <w:spacing w:before="200" w:after="120"/>
+      </w:pPr>
+      <w:r>
+        <w:rPr>
+          <w:rFonts w:ascii="Arial" w:hAnsi="Arial"/>
+          <w:b/>
+          <w:color w:val="2E6DB8"/>
+          <w:sz w:val="26"/>
+        </w:rPr>
+        <w:t>15.1  Eksport</w:t>
+      </w:r>
+    </w:p>
+    <w:p>
+      <w:pPr>
+        <w:spacing w:after="120"/>
+      </w:pPr>
+      <w:r>
+        <w:rPr>
+          <w:rFonts w:ascii="Arial" w:hAnsi="Arial"/>
+          <w:sz w:val="22"/>
+        </w:rPr>
+        <w:t>To eksportknapper downloader Excel-filer med samme datointerval som den valgte visning:</w:t>
+      </w:r>
+    </w:p>
+    <w:p>
+      <w:pPr>
+        <w:pStyle w:val="ListBullet"/>
+        <w:spacing w:after="40"/>
+        <w:ind w:left="454"/>
+      </w:pPr>
+      <w:r>
+        <w:rPr>
+          <w:rFonts w:ascii="Arial" w:hAnsi="Arial"/>
+          <w:b/>
+          <w:sz w:val="22"/>
+        </w:rPr>
+        <w:t xml:space="preserve">Eksportér pr. medarbejder: </w:t>
+      </w:r>
+      <w:r>
+        <w:rPr>
+          <w:rFonts w:ascii="Arial" w:hAnsi="Arial"/>
+          <w:sz w:val="22"/>
+        </w:rPr>
+        <w:t>Eksporterer én række pr. kalenderdag med fravær, valgfrit afgrænset til alle medarbejdere, én disponentgruppe eller én enkelt medarbejder.</w:t>
+      </w:r>
+    </w:p>
+    <w:p>
+      <w:pPr>
+        <w:pStyle w:val="ListBullet"/>
+        <w:spacing w:after="40"/>
+        <w:ind w:left="454"/>
+      </w:pPr>
+      <w:r>
+        <w:rPr>
+          <w:rFonts w:ascii="Arial" w:hAnsi="Arial"/>
+          <w:b/>
+          <w:sz w:val="22"/>
+        </w:rPr>
+        <w:t xml:space="preserve">Eksportér pr. fraværstype: </w:t>
+      </w:r>
+      <w:r>
+        <w:rPr>
+          <w:rFonts w:ascii="Arial" w:hAnsi="Arial"/>
+          <w:sz w:val="22"/>
+        </w:rPr>
+        <w:t>Eksporterer summeret pr. fraværstype – vælg i en afkrydsningsliste hvilke fraværstyper der skal med (eller markér 'alle').</w:t>
+      </w:r>
+    </w:p>
+    <w:p>
+      <w:r>
+        <w:br w:type="page"/>
+      </w:r>
+    </w:p>
+    <w:p>
+      <w:pPr>
+        <w:pStyle w:val="Heading1"/>
+        <w:spacing w:before="360" w:after="120"/>
+      </w:pPr>
+      <w:r>
+        <w:rPr>
+          <w:rFonts w:ascii="Arial" w:hAnsi="Arial"/>
+          <w:b/>
+          <w:color w:val="1B3A6B"/>
+          <w:sz w:val="32"/>
+        </w:rPr>
+        <w:t>16  Vognpark</w:t>
+      </w:r>
+    </w:p>
+    <w:p>
+      <w:pPr>
+        <w:spacing w:after="120"/>
+      </w:pPr>
+      <w:r>
+        <w:rPr>
+          <w:rFonts w:ascii="Arial" w:hAnsi="Arial"/>
+          <w:sz w:val="22"/>
+        </w:rPr>
+        <w:t>Klik på '🚛 Vognpark' i venstre menu for at se og redigere køretøjer. Kræver mindst 'Se vognpark'; opret/rediger/slet kræver 'Tilføj vogn'.</w:t>
+      </w:r>
+    </w:p>
+    <w:tbl>
+      <w:tblPr>
+        <w:tblStyle w:val="TableGrid"/>
+        <w:tblW w:type="auto" w:w="0"/>
+        <w:tblLook w:firstColumn="1" w:firstRow="1" w:lastColumn="0" w:lastRow="0" w:noHBand="0" w:noVBand="1" w:val="04A0"/>
+      </w:tblPr>
+      <w:tblGrid>
+        <w:gridCol w:w="4536"/>
+        <w:gridCol w:w="4536"/>
+      </w:tblGrid>
+      <w:tr>
+        <w:tc>
+          <w:tcPr>
+            <w:tcW w:type="dxa" w:w="4536"/>
+            <w:shd w:val="clear" w:color="auto" w:fill="1B3A6B"/>
+          </w:tcPr>
+          <w:p>
+            <w:r>
+              <w:rPr>
+                <w:rFonts w:ascii="Arial" w:hAnsi="Arial"/>
+                <w:b/>
+                <w:color w:val="FFFFFF"/>
+                <w:sz w:val="20"/>
+              </w:rPr>
+              <w:t>Felt</w:t>
+            </w:r>
+          </w:p>
+        </w:tc>
+        <w:tc>
+          <w:tcPr>
+            <w:tcW w:type="dxa" w:w="4536"/>
+            <w:shd w:val="clear" w:color="auto" w:fill="1B3A6B"/>
+          </w:tcPr>
+          <w:p>
+            <w:r>
+              <w:rPr>
+                <w:rFonts w:ascii="Arial" w:hAnsi="Arial"/>
+                <w:b/>
+                <w:color w:val="FFFFFF"/>
+                <w:sz w:val="20"/>
+              </w:rPr>
+              <w:t>Beskrivelse</w:t>
+            </w:r>
+          </w:p>
+        </w:tc>
+      </w:tr>
+      <w:tr>
+        <w:tc>
+          <w:tcPr>
+            <w:tcW w:type="dxa" w:w="4536"/>
+            <w:tcBorders>
+              <w:top w:val="single" w:sz="4" w:color="CCCCCC"/>
+              <w:left w:val="single" w:sz="4" w:color="CCCCCC"/>
+              <w:bottom w:val="single" w:sz="4" w:color="CCCCCC"/>
+              <w:right w:val="single" w:sz="4" w:color="CCCCCC"/>
+            </w:tcBorders>
+          </w:tcPr>
+          <w:p>
+            <w:r>
+              <w:rPr>
+                <w:rFonts w:ascii="Arial" w:hAnsi="Arial"/>
+                <w:sz w:val="20"/>
+              </w:rPr>
+              <w:t>Nummerplade</w:t>
+            </w:r>
+          </w:p>
+        </w:tc>
+        <w:tc>
+          <w:tcPr>
+            <w:tcW w:type="dxa" w:w="4536"/>
+            <w:tcBorders>
+              <w:top w:val="single" w:sz="4" w:color="CCCCCC"/>
+              <w:left w:val="single" w:sz="4" w:color="CCCCCC"/>
+              <w:bottom w:val="single" w:sz="4" w:color="CCCCCC"/>
+              <w:right w:val="single" w:sz="4" w:color="CCCCCC"/>
+            </w:tcBorders>
+          </w:tcPr>
+          <w:p>
+            <w:r>
+              <w:rPr>
+                <w:rFonts w:ascii="Arial" w:hAnsi="Arial"/>
+                <w:sz w:val="20"/>
+              </w:rPr>
+              <w:t>Registreringsnummer, fx 'DF67671'.</w:t>
+            </w:r>
+          </w:p>
+        </w:tc>
+      </w:tr>
+      <w:tr>
+        <w:tc>
+          <w:tcPr>
+            <w:tcW w:type="dxa" w:w="4536"/>
+            <w:tcBorders>
+              <w:top w:val="single" w:sz="4" w:color="CCCCCC"/>
+              <w:left w:val="single" w:sz="4" w:color="CCCCCC"/>
+              <w:bottom w:val="single" w:sz="4" w:color="CCCCCC"/>
+              <w:right w:val="single" w:sz="4" w:color="CCCCCC"/>
+            </w:tcBorders>
+          </w:tcPr>
+          <w:p>
+            <w:r>
+              <w:rPr>
+                <w:rFonts w:ascii="Arial" w:hAnsi="Arial"/>
+                <w:sz w:val="20"/>
+              </w:rPr>
+              <w:t>Vognnummer</w:t>
+            </w:r>
+          </w:p>
+        </w:tc>
+        <w:tc>
+          <w:tcPr>
+            <w:tcW w:type="dxa" w:w="4536"/>
+            <w:tcBorders>
+              <w:top w:val="single" w:sz="4" w:color="CCCCCC"/>
+              <w:left w:val="single" w:sz="4" w:color="CCCCCC"/>
+              <w:bottom w:val="single" w:sz="4" w:color="CCCCCC"/>
+              <w:right w:val="single" w:sz="4" w:color="CCCCCC"/>
+            </w:tcBorders>
+          </w:tcPr>
+          <w:p>
+            <w:r>
+              <w:rPr>
+                <w:rFonts w:ascii="Arial" w:hAnsi="Arial"/>
+                <w:sz w:val="20"/>
+              </w:rPr>
+              <w:t>Internt vognnummer.</w:t>
+            </w:r>
+          </w:p>
+        </w:tc>
+      </w:tr>
+      <w:tr>
+        <w:tc>
+          <w:tcPr>
+            <w:tcW w:type="dxa" w:w="4536"/>
+            <w:tcBorders>
+              <w:top w:val="single" w:sz="4" w:color="CCCCCC"/>
+              <w:left w:val="single" w:sz="4" w:color="CCCCCC"/>
+              <w:bottom w:val="single" w:sz="4" w:color="CCCCCC"/>
+              <w:right w:val="single" w:sz="4" w:color="CCCCCC"/>
+            </w:tcBorders>
+          </w:tcPr>
+          <w:p>
+            <w:r>
+              <w:rPr>
+                <w:rFonts w:ascii="Arial" w:hAnsi="Arial"/>
+                <w:sz w:val="20"/>
+              </w:rPr>
+              <w:t>Beskrivelse</w:t>
+            </w:r>
+          </w:p>
+        </w:tc>
+        <w:tc>
+          <w:tcPr>
+            <w:tcW w:type="dxa" w:w="4536"/>
+            <w:tcBorders>
+              <w:top w:val="single" w:sz="4" w:color="CCCCCC"/>
+              <w:left w:val="single" w:sz="4" w:color="CCCCCC"/>
+              <w:bottom w:val="single" w:sz="4" w:color="CCCCCC"/>
+              <w:right w:val="single" w:sz="4" w:color="CCCCCC"/>
+            </w:tcBorders>
+          </w:tcPr>
+          <w:p>
+            <w:r>
+              <w:rPr>
+                <w:rFonts w:ascii="Arial" w:hAnsi="Arial"/>
+                <w:sz w:val="20"/>
+              </w:rPr>
+              <w:t>Fri tekst, vises som ekstra kolonne i Dagsplan (kapitel 13).</w:t>
+            </w:r>
+          </w:p>
+        </w:tc>
+      </w:tr>
+      <w:tr>
+        <w:tc>
+          <w:tcPr>
+            <w:tcW w:type="dxa" w:w="4536"/>
+            <w:tcBorders>
+              <w:top w:val="single" w:sz="4" w:color="CCCCCC"/>
+              <w:left w:val="single" w:sz="4" w:color="CCCCCC"/>
+              <w:bottom w:val="single" w:sz="4" w:color="CCCCCC"/>
+              <w:right w:val="single" w:sz="4" w:color="CCCCCC"/>
+            </w:tcBorders>
+          </w:tcPr>
+          <w:p>
+            <w:r>
+              <w:rPr>
+                <w:rFonts w:ascii="Arial" w:hAnsi="Arial"/>
+                <w:sz w:val="20"/>
+              </w:rPr>
+              <w:t>Disponentgruppe</w:t>
+            </w:r>
+          </w:p>
+        </w:tc>
+        <w:tc>
+          <w:tcPr>
+            <w:tcW w:type="dxa" w:w="4536"/>
+            <w:tcBorders>
+              <w:top w:val="single" w:sz="4" w:color="CCCCCC"/>
+              <w:left w:val="single" w:sz="4" w:color="CCCCCC"/>
+              <w:bottom w:val="single" w:sz="4" w:color="CCCCCC"/>
+              <w:right w:val="single" w:sz="4" w:color="CCCCCC"/>
+            </w:tcBorders>
+          </w:tcPr>
+          <w:p>
+            <w:r>
+              <w:rPr>
+                <w:rFonts w:ascii="Arial" w:hAnsi="Arial"/>
+                <w:sz w:val="20"/>
+              </w:rPr>
+              <w:t>Valgfri – knytter vognen til en afdeling.</w:t>
+            </w:r>
+          </w:p>
+        </w:tc>
+      </w:tr>
+      <w:tr>
+        <w:tc>
+          <w:tcPr>
+            <w:tcW w:type="dxa" w:w="4536"/>
+            <w:tcBorders>
+              <w:top w:val="single" w:sz="4" w:color="CCCCCC"/>
+              <w:left w:val="single" w:sz="4" w:color="CCCCCC"/>
+              <w:bottom w:val="single" w:sz="4" w:color="CCCCCC"/>
+              <w:right w:val="single" w:sz="4" w:color="CCCCCC"/>
+            </w:tcBorders>
+          </w:tcPr>
+          <w:p>
+            <w:r>
+              <w:rPr>
+                <w:rFonts w:ascii="Arial" w:hAnsi="Arial"/>
+                <w:sz w:val="20"/>
+              </w:rPr>
+              <w:t>Vognpark</w:t>
+            </w:r>
+          </w:p>
+        </w:tc>
+        <w:tc>
+          <w:tcPr>
+            <w:tcW w:type="dxa" w:w="4536"/>
+            <w:tcBorders>
+              <w:top w:val="single" w:sz="4" w:color="CCCCCC"/>
+              <w:left w:val="single" w:sz="4" w:color="CCCCCC"/>
+              <w:bottom w:val="single" w:sz="4" w:color="CCCCCC"/>
+              <w:right w:val="single" w:sz="4" w:color="CCCCCC"/>
+            </w:tcBorders>
+          </w:tcPr>
+          <w:p>
+            <w:r>
+              <w:rPr>
+                <w:rFonts w:ascii="Arial" w:hAnsi="Arial"/>
+                <w:sz w:val="20"/>
+              </w:rPr>
+              <w:t>Afkryds for at vognen skal vises i Dagsplans vognkolonne og kunne vælges som 'Fast bil' på en medarbejder (se nedenfor).</w:t>
+            </w:r>
+          </w:p>
+        </w:tc>
+      </w:tr>
+    </w:tbl>
+    <w:p/>
+    <w:p>
+      <w:pPr>
+        <w:spacing w:after="120"/>
+      </w:pPr>
+      <w:r>
+        <w:rPr>
+          <w:rFonts w:ascii="Arial" w:hAnsi="Arial"/>
+          <w:sz w:val="22"/>
+        </w:rPr>
+        <w:t>Siden har to underfaner: 'Vognpark' viser kun de vogne der har fluebenet 'Vognpark' sat – det er dem der reelt kører gods og indgår i Dagsplan og 'Fast bil'-valget. 'Alle' viser samtlige oprettede vogne, inklusive interne poster/afdelinger der ikke skal med i den daglige vognfordeling.</w:t>
+      </w:r>
+    </w:p>
+    <w:p>
+      <w:pPr>
+        <w:spacing w:before="80" w:after="160"/>
+        <w:ind w:left="283" w:right="283"/>
+      </w:pPr>
+      <w:r>
+        <w:rPr>
+          <w:rFonts w:ascii="Arial" w:hAnsi="Arial"/>
+          <w:b/>
+          <w:color w:val="2E6DB8"/>
+          <w:sz w:val="22"/>
+        </w:rPr>
+        <w:t xml:space="preserve">BEMÆRK: </w:t>
+      </w:r>
+      <w:r>
+        <w:rPr>
+          <w:rFonts w:ascii="Arial" w:hAnsi="Arial"/>
+          <w:color w:val="606060"/>
+          <w:sz w:val="22"/>
+        </w:rPr>
+        <w:t>Nyoprettede vogne har som udgangspunkt IKKE fluebenet 'Vognpark' sat og vises derfor ikke i Dagsplan, før du aktivt går ind under fanen 'Alle' og krydser feltet af. 'Meld materielt fravær' (kapitel 13.2) og medarbejder-modalens 'Fast bil'-søgning viser i øvrigt alle vogne uanset dette flueben.</w:t>
+      </w:r>
+    </w:p>
     <w:sectPr>
       <w:pgSz w:w="11906" w:h="16838"/>
       <w:pgMar w:top="1417" w:right="1417" w:bottom="1417" w:left="1417" w:header="720" w:footer="720" w:gutter="0"/>

--- a/docs/Brugervejledning.docx
+++ b/docs/Brugervejledning.docx
@@ -924,7 +924,7 @@
                 <w:rFonts w:ascii="Arial" w:hAnsi="Arial"/>
                 <w:sz w:val="20"/>
               </w:rPr>
-              <w:t>Konfiguration af systemets masterdata: overenskomsttyper, overtidssatser, tillæg, løntypekoder (inkl. CSV-kolonneopsætning), fraværstyper, CVR-numre, helligdage, disponentgrupper og aftaletyper. Alle typer og koder kan oprettes, redigeres og slettes. Kræver 'Stamdata'-rettigheden.</w:t>
+              <w:t>Konfiguration af systemets masterdata: overenskomsttyper, overtidssatser, tillæg, løntypekoder (inkl. CSV-kolonneopsætning), fraværstyper, CVR-numre, helligdage, disponentgrupper, aftaletyper og auto-godkendelse (kapitel 17). Alle typer og koder kan oprettes, redigeres og slettes. Kræver 'Stamdata'-rettigheden.</w:t>
             </w:r>
           </w:p>
         </w:tc>
@@ -2066,6 +2066,50 @@
           </w:p>
         </w:tc>
       </w:tr>
+      <w:tr>
+        <w:tc>
+          <w:tcPr>
+            <w:tcW w:type="dxa" w:w="2835"/>
+            <w:shd w:val="clear" w:color="auto" w:fill="D5E8F5"/>
+            <w:tcBorders>
+              <w:top w:val="single" w:sz="4" w:color="9BBDD6"/>
+              <w:left w:val="single" w:sz="4" w:color="9BBDD6"/>
+              <w:bottom w:val="single" w:sz="4" w:color="9BBDD6"/>
+              <w:right w:val="single" w:sz="4" w:color="9BBDD6"/>
+            </w:tcBorders>
+          </w:tcPr>
+          <w:p>
+            <w:r>
+              <w:rPr>
+                <w:rFonts w:ascii="Arial" w:hAnsi="Arial"/>
+                <w:b/>
+                <w:sz w:val="20"/>
+              </w:rPr>
+              <w:t>● (lille prik)</w:t>
+            </w:r>
+          </w:p>
+        </w:tc>
+        <w:tc>
+          <w:tcPr>
+            <w:tcW w:type="dxa" w:w="6520"/>
+            <w:tcBorders>
+              <w:top w:val="single" w:sz="4" w:color="9BBDD6"/>
+              <w:left w:val="single" w:sz="4" w:color="9BBDD6"/>
+              <w:bottom w:val="single" w:sz="4" w:color="9BBDD6"/>
+              <w:right w:val="single" w:sz="4" w:color="9BBDD6"/>
+            </w:tcBorders>
+          </w:tcPr>
+          <w:p>
+            <w:r>
+              <w:rPr>
+                <w:rFonts w:ascii="Arial" w:hAnsi="Arial"/>
+                <w:sz w:val="20"/>
+              </w:rPr>
+              <w:t>Aktiviteten er auto-godkendt af systemet (statistisk baseline) – se kapitel 17.</w:t>
+            </w:r>
+          </w:p>
+        </w:tc>
+      </w:tr>
     </w:tbl>
     <w:p/>
     <w:p>
@@ -2613,6 +2657,50 @@
           </w:p>
         </w:tc>
       </w:tr>
+      <w:tr>
+        <w:tc>
+          <w:tcPr>
+            <w:tcW w:type="dxa" w:w="2835"/>
+            <w:shd w:val="clear" w:color="auto" w:fill="D5E8F5"/>
+            <w:tcBorders>
+              <w:top w:val="single" w:sz="4" w:color="9BBDD6"/>
+              <w:left w:val="single" w:sz="4" w:color="9BBDD6"/>
+              <w:bottom w:val="single" w:sz="4" w:color="9BBDD6"/>
+              <w:right w:val="single" w:sz="4" w:color="9BBDD6"/>
+            </w:tcBorders>
+          </w:tcPr>
+          <w:p>
+            <w:r>
+              <w:rPr>
+                <w:rFonts w:ascii="Arial" w:hAnsi="Arial"/>
+                <w:b/>
+                <w:sz w:val="20"/>
+              </w:rPr>
+              <w:t>Afvigelser registreret (ikke auto-godkendt)</w:t>
+            </w:r>
+          </w:p>
+        </w:tc>
+        <w:tc>
+          <w:tcPr>
+            <w:tcW w:type="dxa" w:w="6520"/>
+            <w:tcBorders>
+              <w:top w:val="single" w:sz="4" w:color="9BBDD6"/>
+              <w:left w:val="single" w:sz="4" w:color="9BBDD6"/>
+              <w:bottom w:val="single" w:sz="4" w:color="9BBDD6"/>
+              <w:right w:val="single" w:sz="4" w:color="9BBDD6"/>
+            </w:tcBorders>
+          </w:tcPr>
+          <w:p>
+            <w:r>
+              <w:rPr>
+                <w:rFonts w:ascii="Arial" w:hAnsi="Arial"/>
+                <w:sz w:val="20"/>
+              </w:rPr>
+              <w:t>Vises kun hvis aktiviteten IKKE blev auto-godkendt (kapitel 17) – lister præcis hvorfor (fx afvigende varighed eller starttid i forhold til medarbejderens sædvanlige mønster).</w:t>
+            </w:r>
+          </w:p>
+        </w:tc>
+      </w:tr>
     </w:tbl>
     <w:p/>
     <w:p>
@@ -2703,7 +2791,7 @@
           <w:b/>
           <w:sz w:val="22"/>
         </w:rPr>
-        <w:t>Godkend</w:t>
+        <w:t>Ret linje / Tilpas (i den detaljerede tidslinje)</w:t>
       </w:r>
     </w:p>
     <w:p>
@@ -2715,7 +2803,7 @@
           <w:rFonts w:ascii="Arial" w:hAnsi="Arial"/>
           <w:sz w:val="22"/>
         </w:rPr>
-        <w:t>Godkend aktiviteten så den indgår i lønkørslen. Angiv dine initialer. Aktiviteter under 4 timer kræver altid en kommentar.</w:t>
+        <w:t>Ud for et pausesegment (hvil) i den detaljerede tidslinje kan du klikke 'Ret linje' for at omklassificere det til 'Andet arbejde' – bruges fx hvis tachografen har registreret en pause der reelt var arbejde. En 'Gendan'-knap kan fortryde præcis den rettelse igen. 'Tilpas' åbner i stedet en dialog hvor du kan justere pausens sluttidspunkt (forlænge eller forkorte) uden at ændre dens type – en forhåndsvisning viser hvor mange minutter der flyttes, og fra/til hvilket segment. Begge dele påvirker den beregnede løn direkte, da et pausesegment der bliver til arbejde tæller med i timerne.</w:t>
       </w:r>
     </w:p>
     <w:p>
@@ -2725,12 +2813,34 @@
           <w:b/>
           <w:sz w:val="22"/>
         </w:rPr>
-        <w:t>Deaktiver</w:t>
+        <w:t>Godkend</w:t>
       </w:r>
     </w:p>
     <w:p>
       <w:pPr>
-        <w:spacing w:after="160"/>
+        <w:spacing w:after="80"/>
+      </w:pPr>
+      <w:r>
+        <w:rPr>
+          <w:rFonts w:ascii="Arial" w:hAnsi="Arial"/>
+          <w:sz w:val="22"/>
+        </w:rPr>
+        <w:t>Godkend aktiviteten så den indgår i lønkørslen. Angiv dine initialer. Aktiviteter under 4 timer kræver altid en kommentar.</w:t>
+      </w:r>
+    </w:p>
+    <w:p>
+      <w:r>
+        <w:rPr>
+          <w:rFonts w:ascii="Arial" w:hAnsi="Arial"/>
+          <w:b/>
+          <w:sz w:val="22"/>
+        </w:rPr>
+        <w:t>Deaktiver</w:t>
+      </w:r>
+    </w:p>
+    <w:p>
+      <w:pPr>
+        <w:spacing w:after="80"/>
       </w:pPr>
       <w:r>
         <w:rPr>
@@ -2760,6 +2870,29 @@
           <w:color w:val="606060"/>
           <w:sz w:val="22"/>
         </w:rPr>
+        <w:t>Deaktiver-dialogen har et ekstra flueben 'Slet aktiviteten helt', som sletter aktiviteten PERMANENT i stedet for blot at deaktivere den – kan ikke fortrydes. Fluebenet er kun tilgængeligt for fraværstyper (altid) og for manuelt oprettet normal tid – en takograf-importeret kørselsaktivitet kan aldrig slettes helt, kun deaktiveres, fordi den er rå kørselsdata fra førerkortet. Brug det med omtanke: der er ingen 'Gendan' for en permanent slettet aktivitet.</w:t>
+      </w:r>
+    </w:p>
+    <w:p>
+      <w:pPr>
+        <w:spacing w:before="80" w:after="160"/>
+        <w:ind w:left="283" w:right="283"/>
+      </w:pPr>
+      <w:r>
+        <w:rPr>
+          <w:rFonts w:ascii="Arial" w:hAnsi="Arial"/>
+          <w:b/>
+          <w:color w:val="2E6DB8"/>
+          <w:sz w:val="22"/>
+        </w:rPr>
+        <w:t xml:space="preserve">VIGTIGT: </w:t>
+      </w:r>
+      <w:r>
+        <w:rPr>
+          <w:rFonts w:ascii="Arial" w:hAnsi="Arial"/>
+          <w:color w:val="606060"/>
+          <w:sz w:val="22"/>
+        </w:rPr>
         <w:t>KUN godkendte aktiviteter medtages i lønkørslen. Husk at gennemgå og godkende alle relevante aktiviteter inden du kører løn.</w:t>
       </w:r>
     </w:p>
@@ -2792,6 +2925,29 @@
     </w:p>
     <w:p>
       <w:pPr>
+        <w:spacing w:before="80" w:after="160"/>
+        <w:ind w:left="283" w:right="283"/>
+      </w:pPr>
+      <w:r>
+        <w:rPr>
+          <w:rFonts w:ascii="Arial" w:hAnsi="Arial"/>
+          <w:b/>
+          <w:color w:val="2E6DB8"/>
+          <w:sz w:val="22"/>
+        </w:rPr>
+        <w:t xml:space="preserve">GODT AT VIDE: </w:t>
+      </w:r>
+      <w:r>
+        <w:rPr>
+          <w:rFonts w:ascii="Arial" w:hAnsi="Arial"/>
+          <w:color w:val="606060"/>
+          <w:sz w:val="22"/>
+        </w:rPr>
+        <w:t>Har din rolle rettigheden 'Auto-godkend ved oprettelse' (se rettighedsoversigten, kapitel 11), bliver de aktiviteter DU opretter manuelt godkendt med det samme, uden det sædvanlige 'Afventer'-trin. Ikke at forveksle med den statistiske auto-godkendelse i kapitel 17, som kun gælder tachograf-importerede kørselsdage.</w:t>
+      </w:r>
+    </w:p>
+    <w:p>
+      <w:pPr>
         <w:pStyle w:val="Heading2"/>
         <w:spacing w:before="200" w:after="120"/>
       </w:pPr>
@@ -2935,6 +3091,52 @@
           <w:sz w:val="22"/>
         </w:rPr>
         <w:t>Klik 'Gem aktivitet'.</w:t>
+      </w:r>
+    </w:p>
+    <w:p>
+      <w:pPr>
+        <w:spacing w:before="80" w:after="160"/>
+        <w:ind w:left="283" w:right="283"/>
+      </w:pPr>
+      <w:r>
+        <w:rPr>
+          <w:rFonts w:ascii="Arial" w:hAnsi="Arial"/>
+          <w:b/>
+          <w:color w:val="2E6DB8"/>
+          <w:sz w:val="22"/>
+        </w:rPr>
+        <w:t xml:space="preserve">BEMÆRK: </w:t>
+      </w:r>
+      <w:r>
+        <w:rPr>
+          <w:rFonts w:ascii="Arial" w:hAnsi="Arial"/>
+          <w:color w:val="606060"/>
+          <w:sz w:val="22"/>
+        </w:rPr>
+        <w:t>Vognnummer/registreringsnummer er PÅKRÆVET for alle aktivitetstyper undtagen overnatning – også for fraværstyper. Feltet valideres mod Vognparken: stemmer det ikke med et kendt vognnummer, viser systemet 'Ukendt registreringsnummer' og beder dig oprette køretøjet i Vognpark først, i stedet for at gemme aktiviteten.</w:t>
+      </w:r>
+    </w:p>
+    <w:p>
+      <w:pPr>
+        <w:spacing w:before="80" w:after="160"/>
+        <w:ind w:left="283" w:right="283"/>
+      </w:pPr>
+      <w:r>
+        <w:rPr>
+          <w:rFonts w:ascii="Arial" w:hAnsi="Arial"/>
+          <w:b/>
+          <w:color w:val="2E6DB8"/>
+          <w:sz w:val="22"/>
+        </w:rPr>
+        <w:t xml:space="preserve">BEMÆRK: </w:t>
+      </w:r>
+      <w:r>
+        <w:rPr>
+          <w:rFonts w:ascii="Arial" w:hAnsi="Arial"/>
+          <w:color w:val="606060"/>
+          <w:sz w:val="22"/>
+        </w:rPr>
+        <w:t>Registrerer du en fraværstype på en dag hvor medarbejderen allerede har en kørsel ('normal tid') registreret, viser systemet en advarsel med de(n) berørte dato(er) og spørger om du vil fortsætte alligevel. Vælg 'Annuller' for at rette datoen, eller 'Fortsæt alligevel' hvis begge registreringer skal stå.</w:t>
       </w:r>
     </w:p>
     <w:p>
@@ -3288,10 +3490,129 @@
           </w:p>
         </w:tc>
       </w:tr>
+      <w:tr>
+        <w:tc>
+          <w:tcPr>
+            <w:tcW w:type="dxa" w:w="4536"/>
+            <w:tcBorders>
+              <w:top w:val="single" w:sz="4" w:color="CCCCCC"/>
+              <w:left w:val="single" w:sz="4" w:color="CCCCCC"/>
+              <w:bottom w:val="single" w:sz="4" w:color="CCCCCC"/>
+              <w:right w:val="single" w:sz="4" w:color="CCCCCC"/>
+            </w:tcBorders>
+          </w:tcPr>
+          <w:p>
+            <w:r>
+              <w:rPr>
+                <w:rFonts w:ascii="Arial" w:hAnsi="Arial"/>
+                <w:sz w:val="20"/>
+              </w:rPr>
+              <w:t>Overnatning – DOB</w:t>
+            </w:r>
+          </w:p>
+        </w:tc>
+        <w:tc>
+          <w:tcPr>
+            <w:tcW w:type="dxa" w:w="4536"/>
+            <w:tcBorders>
+              <w:top w:val="single" w:sz="4" w:color="CCCCCC"/>
+              <w:left w:val="single" w:sz="4" w:color="CCCCCC"/>
+              <w:bottom w:val="single" w:sz="4" w:color="CCCCCC"/>
+              <w:right w:val="single" w:sz="4" w:color="CCCCCC"/>
+            </w:tcBorders>
+          </w:tcPr>
+          <w:p>
+            <w:r>
+              <w:rPr>
+                <w:rFonts w:ascii="Arial" w:hAnsi="Arial"/>
+                <w:sz w:val="20"/>
+              </w:rPr>
+              <w:t>Krydses af INDE I Overnatning-oprettelsen (samme modal, ekstra 'DOB'-flueben) – registreres som en separat overnatningstype med sin egen sats i Stamdata → Tillæg. Vises som egen linje i PDF-timesedlen og prøvekørslens Excel-ark, men indgår PT. IKKE i Danløn CSV-eksporten.</w:t>
+            </w:r>
+          </w:p>
+        </w:tc>
+      </w:tr>
     </w:tbl>
     <w:p/>
     <w:p>
       <w:pPr>
+        <w:spacing w:after="120"/>
+      </w:pPr>
+      <w:r>
+        <w:rPr>
+          <w:rFonts w:ascii="Arial" w:hAnsi="Arial"/>
+          <w:sz w:val="22"/>
+        </w:rPr>
+        <w:t>Sygdom, Barn 1.sygedag og Barsel omklassificeres automatisk til en ulønnet variant, hvis medarbejderens anciennitet er for lav på registreringstidspunktet – du behøver ikke gøre noget aktivt, systemet vælger den rigtige type for dig:</w:t>
+      </w:r>
+    </w:p>
+    <w:p>
+      <w:pPr>
+        <w:pStyle w:val="ListBullet"/>
+        <w:spacing w:after="40"/>
+        <w:ind w:left="454"/>
+      </w:pPr>
+      <w:r>
+        <w:rPr>
+          <w:rFonts w:ascii="Arial" w:hAnsi="Arial"/>
+          <w:sz w:val="22"/>
+        </w:rPr>
+        <w:t>Sygdom → 'Sygdom u. 8 uger' hvis medarbejderen har været ansat 8 uger eller mindre på sygedagen.</w:t>
+      </w:r>
+    </w:p>
+    <w:p>
+      <w:pPr>
+        <w:pStyle w:val="ListBullet"/>
+        <w:spacing w:after="40"/>
+        <w:ind w:left="454"/>
+      </w:pPr>
+      <w:r>
+        <w:rPr>
+          <w:rFonts w:ascii="Arial" w:hAnsi="Arial"/>
+          <w:sz w:val="22"/>
+        </w:rPr>
+        <w:t>Barn 1.sygedag → 'Barn 1.sygedag u. 8 uger' hvis medarbejderen har under 9 måneders anciennitet.</w:t>
+      </w:r>
+    </w:p>
+    <w:p>
+      <w:pPr>
+        <w:pStyle w:val="ListBullet"/>
+        <w:spacing w:after="40"/>
+        <w:ind w:left="454"/>
+      </w:pPr>
+      <w:r>
+        <w:rPr>
+          <w:rFonts w:ascii="Arial" w:hAnsi="Arial"/>
+          <w:sz w:val="22"/>
+        </w:rPr>
+        <w:t>Barsel → 'Barsel u. løn' hvis medarbejderen har under 9 måneders anciennitet regnet fra terminsdatoen (se nedenfor), ikke fra selve barselsdagen.</w:t>
+      </w:r>
+    </w:p>
+    <w:p>
+      <w:pPr>
+        <w:spacing w:before="80" w:after="160"/>
+        <w:ind w:left="283" w:right="283"/>
+      </w:pPr>
+      <w:r>
+        <w:rPr>
+          <w:rFonts w:ascii="Arial" w:hAnsi="Arial"/>
+          <w:b/>
+          <w:color w:val="2E6DB8"/>
+          <w:sz w:val="22"/>
+        </w:rPr>
+        <w:t xml:space="preserve">BEMÆRK: </w:t>
+      </w:r>
+      <w:r>
+        <w:rPr>
+          <w:rFonts w:ascii="Arial" w:hAnsi="Arial"/>
+          <w:color w:val="606060"/>
+          <w:sz w:val="22"/>
+        </w:rPr>
+        <w:t>Ved oprettelse af en barsel-aktivitet skal du angive medarbejderens 'Terminsdato' (forventet fødselsdato) – uden den kan aktiviteten ikke gemmes. Terminsdatoen huskes på medarbejderen, så du ikke skal indtaste den igen næste gang.</w:t>
+      </w:r>
+    </w:p>
+    <w:p>
+      <w:pPr>
         <w:pStyle w:val="Heading2"/>
         <w:spacing w:before="200" w:after="120"/>
       </w:pPr>
@@ -3502,6 +3823,84 @@
           <w:sz w:val="22"/>
         </w:rPr>
         <w:t>Lønberegning – pauser fratrækkes i det præcise tidsvindue de afholdes, så overtidstillæg beregnes korrekt.</w:t>
+      </w:r>
+    </w:p>
+    <w:p>
+      <w:pPr>
+        <w:pStyle w:val="Heading2"/>
+        <w:spacing w:before="200" w:after="120"/>
+      </w:pPr>
+      <w:r>
+        <w:rPr>
+          <w:rFonts w:ascii="Arial" w:hAnsi="Arial"/>
+          <w:b/>
+          <w:color w:val="2E6DB8"/>
+          <w:sz w:val="26"/>
+        </w:rPr>
+        <w:t>6.4  Redigering af en fraværsperiode</w:t>
+      </w:r>
+    </w:p>
+    <w:p>
+      <w:pPr>
+        <w:spacing w:after="120"/>
+      </w:pPr>
+      <w:r>
+        <w:rPr>
+          <w:rFonts w:ascii="Arial" w:hAnsi="Arial"/>
+          <w:sz w:val="22"/>
+        </w:rPr>
+        <w:t>Har du oprettet en flerdags-fraværsperiode (med 'Til dato'), kan du efterfølgende udvide eller forkorte den, uden at slette og genoprette alt: åbn en hvilken som helst dag i perioden, og en 'Fraværsperiode'-boks øverst i detaljevisningen lader dig ændre 'Fra dato' og/eller 'Til dato'. Klik 'Gem periodedatoer' for at gennemføre ændringen.</w:t>
+      </w:r>
+    </w:p>
+    <w:p>
+      <w:pPr>
+        <w:pStyle w:val="ListBullet"/>
+        <w:spacing w:after="40"/>
+        <w:ind w:left="454"/>
+      </w:pPr>
+      <w:r>
+        <w:rPr>
+          <w:rFonts w:ascii="Arial" w:hAnsi="Arial"/>
+          <w:sz w:val="22"/>
+        </w:rPr>
+        <w:t>Dage der TILFØJES til perioden, får en ny aktivitet med samme standardtimer som ved oprettelse. Har medarbejderen 0 skemalagte timer den ugedag, springes dagen automatisk over.</w:t>
+      </w:r>
+    </w:p>
+    <w:p>
+      <w:pPr>
+        <w:pStyle w:val="ListBullet"/>
+        <w:spacing w:after="40"/>
+        <w:ind w:left="454"/>
+      </w:pPr>
+      <w:r>
+        <w:rPr>
+          <w:rFonts w:ascii="Arial" w:hAnsi="Arial"/>
+          <w:sz w:val="22"/>
+        </w:rPr>
+        <w:t>Dage der FJERNES fra perioden, bliver PERMANENT slettet – ikke deaktiveret. Systemet viser altid en opsummering ('N dage slettes permanent / N dage oprettes') til bekræftelse, før noget gennemføres.</w:t>
+      </w:r>
+    </w:p>
+    <w:p>
+      <w:pPr>
+        <w:spacing w:before="80" w:after="160"/>
+        <w:ind w:left="283" w:right="283"/>
+      </w:pPr>
+      <w:r>
+        <w:rPr>
+          <w:rFonts w:ascii="Arial" w:hAnsi="Arial"/>
+          <w:b/>
+          <w:color w:val="2E6DB8"/>
+          <w:sz w:val="22"/>
+        </w:rPr>
+        <w:t xml:space="preserve">BEMÆRK: </w:t>
+      </w:r>
+      <w:r>
+        <w:rPr>
+          <w:rFonts w:ascii="Arial" w:hAnsi="Arial"/>
+          <w:color w:val="606060"/>
+          <w:sz w:val="22"/>
+        </w:rPr>
+        <w:t>Er en af dagene der skal fjernes i en lønperiode der allerede er kørt løn på ('Lukket'), afvises hele ændringen – ingen dage fjernes, før perioden evt. genåbnes. Det samme gælder hvis en af dagene er blevet opdelt (split) – fortryd splittet først.</w:t>
       </w:r>
     </w:p>
     <w:p>
@@ -4088,6 +4487,68 @@
                 <w:sz w:val="20"/>
               </w:rPr>
               <w:t>Afkryd for en afløser/substitutmedarbejder. Medarbejderen får IKKE søgnehelligdagsbetaling (kode 4/63) på søndage/helligdage medmindre vedkommende faktisk har kørt den dag – se afsnit 9.5. Farvemarkeres separat i medarbejderlisten, Vagtplan og Aktivitetsoversigten.</w:t>
+            </w:r>
+          </w:p>
+        </w:tc>
+      </w:tr>
+      <w:tr>
+        <w:tc>
+          <w:tcPr>
+            <w:tcW w:type="dxa" w:w="3024"/>
+            <w:tcBorders>
+              <w:top w:val="single" w:sz="4" w:color="CCCCCC"/>
+              <w:left w:val="single" w:sz="4" w:color="CCCCCC"/>
+              <w:bottom w:val="single" w:sz="4" w:color="CCCCCC"/>
+              <w:right w:val="single" w:sz="4" w:color="CCCCCC"/>
+            </w:tcBorders>
+          </w:tcPr>
+          <w:p>
+            <w:r>
+              <w:rPr>
+                <w:rFonts w:ascii="Arial" w:hAnsi="Arial"/>
+                <w:sz w:val="20"/>
+              </w:rPr>
+              <w:t>CVR-nummer</w:t>
+            </w:r>
+          </w:p>
+        </w:tc>
+        <w:tc>
+          <w:tcPr>
+            <w:tcW w:type="dxa" w:w="3024"/>
+            <w:tcBorders>
+              <w:top w:val="single" w:sz="4" w:color="CCCCCC"/>
+              <w:left w:val="single" w:sz="4" w:color="CCCCCC"/>
+              <w:bottom w:val="single" w:sz="4" w:color="CCCCCC"/>
+              <w:right w:val="single" w:sz="4" w:color="CCCCCC"/>
+            </w:tcBorders>
+          </w:tcPr>
+          <w:p>
+            <w:r>
+              <w:rPr>
+                <w:rFonts w:ascii="Arial" w:hAnsi="Arial"/>
+                <w:sz w:val="20"/>
+              </w:rPr>
+              <w:t>Nej</w:t>
+            </w:r>
+          </w:p>
+        </w:tc>
+        <w:tc>
+          <w:tcPr>
+            <w:tcW w:type="dxa" w:w="3024"/>
+            <w:tcBorders>
+              <w:top w:val="single" w:sz="4" w:color="CCCCCC"/>
+              <w:left w:val="single" w:sz="4" w:color="CCCCCC"/>
+              <w:bottom w:val="single" w:sz="4" w:color="CCCCCC"/>
+              <w:right w:val="single" w:sz="4" w:color="CCCCCC"/>
+            </w:tcBorders>
+          </w:tcPr>
+          <w:p>
+            <w:r>
+              <w:rPr>
+                <w:rFonts w:ascii="Arial" w:hAnsi="Arial"/>
+                <w:sz w:val="20"/>
+              </w:rPr>
+              <w:t>Kun synligt hvis der er oprettet 2 eller flere CVR-numre i Stamdata → CVR nummer. Vælger hvilket CVR-nummer medarbejderens Danløn-eksport og PDF-timeseddel skal bruge. Tomt/skjult felt = medarbejderen bruger automatisk standard-CVR'et.</w:t>
             </w:r>
           </w:p>
         </w:tc>
@@ -11896,6 +12357,309 @@
         <w:t>Nyoprettede vogne har som udgangspunkt IKKE fluebenet 'Vognpark' sat og vises derfor ikke i Dagsplan, før du aktivt går ind under fanen 'Alle' og krydser feltet af. 'Meld materielt fravær' (kapitel 13.2) og medarbejder-modalens 'Fast bil'-søgning viser i øvrigt alle vogne uanset dette flueben.</w:t>
       </w:r>
     </w:p>
+    <w:p>
+      <w:r>
+        <w:br w:type="page"/>
+      </w:r>
+    </w:p>
+    <w:p>
+      <w:pPr>
+        <w:pStyle w:val="Heading1"/>
+        <w:spacing w:before="360" w:after="120"/>
+      </w:pPr>
+      <w:r>
+        <w:rPr>
+          <w:rFonts w:ascii="Arial" w:hAnsi="Arial"/>
+          <w:b/>
+          <w:color w:val="1B3A6B"/>
+          <w:sz w:val="32"/>
+        </w:rPr>
+        <w:t>17  Auto-godkendelse</w:t>
+      </w:r>
+    </w:p>
+    <w:p>
+      <w:pPr>
+        <w:spacing w:after="120"/>
+      </w:pPr>
+      <w:r>
+        <w:rPr>
+          <w:rFonts w:ascii="Arial" w:hAnsi="Arial"/>
+          <w:sz w:val="22"/>
+        </w:rPr>
+        <w:t>Systemet kan automatisk godkende kørselsdage der er importeret fra tachografen (.ddd-filer), hvis de ligner medarbejderens sædvanlige mønster for den pågældende ugedag. Dette er UAFHÆNGIGT af 'Auto-godkend ved oprettelse'-rettigheden (kapitel 6), som handler om manuelt oprettede aktiviteter – de to må ikke forveksles.</w:t>
+      </w:r>
+    </w:p>
+    <w:p>
+      <w:pPr>
+        <w:spacing w:before="80" w:after="160"/>
+        <w:ind w:left="283" w:right="283"/>
+      </w:pPr>
+      <w:r>
+        <w:rPr>
+          <w:rFonts w:ascii="Arial" w:hAnsi="Arial"/>
+          <w:b/>
+          <w:color w:val="2E6DB8"/>
+          <w:sz w:val="22"/>
+        </w:rPr>
+        <w:t xml:space="preserve">BEMÆRK: </w:t>
+      </w:r>
+      <w:r>
+        <w:rPr>
+          <w:rFonts w:ascii="Arial" w:hAnsi="Arial"/>
+          <w:color w:val="606060"/>
+          <w:sz w:val="22"/>
+        </w:rPr>
+        <w:t>Kun kørselsdage fra tachografimport kan blive auto-godkendt af denne funktion. Manuelt oprettede aktiviteter og fraværstyper er slet ikke i spil her.</w:t>
+      </w:r>
+    </w:p>
+    <w:p>
+      <w:pPr>
+        <w:pStyle w:val="Heading2"/>
+        <w:spacing w:before="200" w:after="120"/>
+      </w:pPr>
+      <w:r>
+        <w:rPr>
+          <w:rFonts w:ascii="Arial" w:hAnsi="Arial"/>
+          <w:b/>
+          <w:color w:val="2E6DB8"/>
+          <w:sz w:val="26"/>
+        </w:rPr>
+        <w:t>17.1  Hvordan afgøres det?</w:t>
+      </w:r>
+    </w:p>
+    <w:p>
+      <w:pPr>
+        <w:spacing w:after="120"/>
+      </w:pPr>
+      <w:r>
+        <w:rPr>
+          <w:rFonts w:ascii="Arial" w:hAnsi="Arial"/>
+          <w:sz w:val="22"/>
+        </w:rPr>
+        <w:t>For hver medarbejder og ugedag (mandag til søndag hver for sig) husker systemet det typiske mønster – gennemsnitlig varighed og starttidspunkt, baseret på tidligere godkendte dage. En ny kørselsdag godkendes automatisk, hvis BÅDE varighed og starttid ligger tæt nok på dette mønster. Er der endnu ikke registreret mindst 5 tidligere dage for den ugedag, godkendes dagen ikke automatisk ('Ikke nok data').</w:t>
+      </w:r>
+    </w:p>
+    <w:p>
+      <w:pPr>
+        <w:spacing w:after="120"/>
+      </w:pPr>
+      <w:r>
+        <w:rPr>
+          <w:rFonts w:ascii="Arial" w:hAnsi="Arial"/>
+          <w:sz w:val="22"/>
+        </w:rPr>
+        <w:t>Afviger dagen for meget, bliver den IKKE auto-godkendt – den forbliver 'Afventer' som normalt, og skal godkendes manuelt ligesom hidtil. Årsagen til afvisningen vises i aktivitetsdetaljen under 'Afvigelser registreret (ikke auto-godkendt)' (afsnit 5.1), så du kan se præcis hvad der afveg.</w:t>
+      </w:r>
+    </w:p>
+    <w:p>
+      <w:pPr>
+        <w:pStyle w:val="Heading2"/>
+        <w:spacing w:before="200" w:after="120"/>
+      </w:pPr>
+      <w:r>
+        <w:rPr>
+          <w:rFonts w:ascii="Arial" w:hAnsi="Arial"/>
+          <w:b/>
+          <w:color w:val="2E6DB8"/>
+          <w:sz w:val="26"/>
+        </w:rPr>
+        <w:t>17.2  Sådan ser du det i praksis</w:t>
+      </w:r>
+    </w:p>
+    <w:tbl>
+      <w:tblPr>
+        <w:tblStyle w:val="TableGrid"/>
+        <w:tblW w:type="auto" w:w="0"/>
+        <w:tblLook w:firstColumn="1" w:firstRow="1" w:lastColumn="0" w:lastRow="0" w:noHBand="0" w:noVBand="1" w:val="04A0"/>
+      </w:tblPr>
+      <w:tblGrid>
+        <w:gridCol w:w="4536"/>
+        <w:gridCol w:w="4536"/>
+      </w:tblGrid>
+      <w:tr>
+        <w:tc>
+          <w:tcPr>
+            <w:tcW w:type="dxa" w:w="2835"/>
+            <w:shd w:val="clear" w:color="auto" w:fill="D5E8F5"/>
+            <w:tcBorders>
+              <w:top w:val="single" w:sz="4" w:color="9BBDD6"/>
+              <w:left w:val="single" w:sz="4" w:color="9BBDD6"/>
+              <w:bottom w:val="single" w:sz="4" w:color="9BBDD6"/>
+              <w:right w:val="single" w:sz="4" w:color="9BBDD6"/>
+            </w:tcBorders>
+          </w:tcPr>
+          <w:p>
+            <w:r>
+              <w:rPr>
+                <w:rFonts w:ascii="Arial" w:hAnsi="Arial"/>
+                <w:b/>
+                <w:sz w:val="20"/>
+              </w:rPr>
+              <w:t>Lille prik ved klokkeslættet</w:t>
+            </w:r>
+          </w:p>
+        </w:tc>
+        <w:tc>
+          <w:tcPr>
+            <w:tcW w:type="dxa" w:w="6520"/>
+            <w:tcBorders>
+              <w:top w:val="single" w:sz="4" w:color="9BBDD6"/>
+              <w:left w:val="single" w:sz="4" w:color="9BBDD6"/>
+              <w:bottom w:val="single" w:sz="4" w:color="9BBDD6"/>
+              <w:right w:val="single" w:sz="4" w:color="9BBDD6"/>
+            </w:tcBorders>
+          </w:tcPr>
+          <w:p>
+            <w:r>
+              <w:rPr>
+                <w:rFonts w:ascii="Arial" w:hAnsi="Arial"/>
+                <w:sz w:val="20"/>
+              </w:rPr>
+              <w:t>Aktiviteten er auto-godkendt (status 'Godkendt' uden manuel handling).</w:t>
+            </w:r>
+          </w:p>
+        </w:tc>
+      </w:tr>
+      <w:tr>
+        <w:tc>
+          <w:tcPr>
+            <w:tcW w:type="dxa" w:w="2835"/>
+            <w:shd w:val="clear" w:color="auto" w:fill="D5E8F5"/>
+            <w:tcBorders>
+              <w:top w:val="single" w:sz="4" w:color="9BBDD6"/>
+              <w:left w:val="single" w:sz="4" w:color="9BBDD6"/>
+              <w:bottom w:val="single" w:sz="4" w:color="9BBDD6"/>
+              <w:right w:val="single" w:sz="4" w:color="9BBDD6"/>
+            </w:tcBorders>
+          </w:tcPr>
+          <w:p>
+            <w:r>
+              <w:rPr>
+                <w:rFonts w:ascii="Arial" w:hAnsi="Arial"/>
+                <w:b/>
+                <w:sz w:val="20"/>
+              </w:rPr>
+              <w:t>'Autogodkend aktiviteter'-knap</w:t>
+            </w:r>
+          </w:p>
+        </w:tc>
+        <w:tc>
+          <w:tcPr>
+            <w:tcW w:type="dxa" w:w="6520"/>
+            <w:tcBorders>
+              <w:top w:val="single" w:sz="4" w:color="9BBDD6"/>
+              <w:left w:val="single" w:sz="4" w:color="9BBDD6"/>
+              <w:bottom w:val="single" w:sz="4" w:color="9BBDD6"/>
+              <w:right w:val="single" w:sz="4" w:color="9BBDD6"/>
+            </w:tcBorders>
+          </w:tcPr>
+          <w:p>
+            <w:r>
+              <w:rPr>
+                <w:rFonts w:ascii="Arial" w:hAnsi="Arial"/>
+                <w:sz w:val="20"/>
+              </w:rPr>
+              <w:t>I aktivitetstabellens værktøjslinje – gennemgår alle afventende kørselsdage i den viste periode og godkender dem der matcher mønsteret. Resten flages til manuel gennemgang. Vises kun når funktionen er slået til (se nedenfor).</w:t>
+            </w:r>
+          </w:p>
+        </w:tc>
+      </w:tr>
+      <w:tr>
+        <w:tc>
+          <w:tcPr>
+            <w:tcW w:type="dxa" w:w="2835"/>
+            <w:shd w:val="clear" w:color="auto" w:fill="D5E8F5"/>
+            <w:tcBorders>
+              <w:top w:val="single" w:sz="4" w:color="9BBDD6"/>
+              <w:left w:val="single" w:sz="4" w:color="9BBDD6"/>
+              <w:bottom w:val="single" w:sz="4" w:color="9BBDD6"/>
+              <w:right w:val="single" w:sz="4" w:color="9BBDD6"/>
+            </w:tcBorders>
+          </w:tcPr>
+          <w:p>
+            <w:r>
+              <w:rPr>
+                <w:rFonts w:ascii="Arial" w:hAnsi="Arial"/>
+                <w:b/>
+                <w:sz w:val="20"/>
+              </w:rPr>
+              <w:t>'Afvigelser registreret'</w:t>
+            </w:r>
+          </w:p>
+        </w:tc>
+        <w:tc>
+          <w:tcPr>
+            <w:tcW w:type="dxa" w:w="6520"/>
+            <w:tcBorders>
+              <w:top w:val="single" w:sz="4" w:color="9BBDD6"/>
+              <w:left w:val="single" w:sz="4" w:color="9BBDD6"/>
+              <w:bottom w:val="single" w:sz="4" w:color="9BBDD6"/>
+              <w:right w:val="single" w:sz="4" w:color="9BBDD6"/>
+            </w:tcBorders>
+          </w:tcPr>
+          <w:p>
+            <w:r>
+              <w:rPr>
+                <w:rFonts w:ascii="Arial" w:hAnsi="Arial"/>
+                <w:sz w:val="20"/>
+              </w:rPr>
+              <w:t>I aktivitetsdetaljen for en dag der IKKE blev auto-godkendt – forklarer hvorfor (afsnit 5.1).</w:t>
+            </w:r>
+          </w:p>
+        </w:tc>
+      </w:tr>
+    </w:tbl>
+    <w:p/>
+    <w:p>
+      <w:pPr>
+        <w:pStyle w:val="Heading2"/>
+        <w:spacing w:before="200" w:after="120"/>
+      </w:pPr>
+      <w:r>
+        <w:rPr>
+          <w:rFonts w:ascii="Arial" w:hAnsi="Arial"/>
+          <w:b/>
+          <w:color w:val="2E6DB8"/>
+          <w:sz w:val="26"/>
+        </w:rPr>
+        <w:t>17.3  Global til/fra-kontakt</w:t>
+      </w:r>
+    </w:p>
+    <w:p>
+      <w:pPr>
+        <w:spacing w:after="120"/>
+      </w:pPr>
+      <w:r>
+        <w:rPr>
+          <w:rFonts w:ascii="Arial" w:hAnsi="Arial"/>
+          <w:sz w:val="22"/>
+        </w:rPr>
+        <w:t>Under Stamdata → 'Auto-godkendelse' kan brugere med rettigheden 'Slå auto-godkendelse til/fra' se status og slå hele funktionen til eller fra for alle medarbejdere på én gang. Er den slået fra, godkendes intet automatisk – hverken ved import eller via 'Autogodkend aktiviteter'-knappen (som så også er skjult), og alle kørselsdage skal godkendes manuelt som før funktionen fandtes.</w:t>
+      </w:r>
+    </w:p>
+    <w:p>
+      <w:pPr>
+        <w:spacing w:before="80" w:after="160"/>
+        <w:ind w:left="283" w:right="283"/>
+      </w:pPr>
+      <w:r>
+        <w:rPr>
+          <w:rFonts w:ascii="Arial" w:hAnsi="Arial"/>
+          <w:b/>
+          <w:color w:val="2E6DB8"/>
+          <w:sz w:val="22"/>
+        </w:rPr>
+        <w:t xml:space="preserve">BEMÆRK: </w:t>
+      </w:r>
+      <w:r>
+        <w:rPr>
+          <w:rFonts w:ascii="Arial" w:hAnsi="Arial"/>
+          <w:color w:val="606060"/>
+          <w:sz w:val="22"/>
+        </w:rPr>
+        <w:t>Kontakten påvirker KUN denne statistiske auto-godkendelse. Den har ingen indflydelse på 'Auto-godkend ved oprettelse' (manuelle aktiviteter, kapitel 6) eller på fraværstypers uændrede automatiske godkendelse ved oprettelse.</w:t>
+      </w:r>
+    </w:p>
     <w:sectPr>
       <w:pgSz w:w="11906" w:h="16838"/>
       <w:pgMar w:top="1417" w:right="1417" w:bottom="1417" w:left="1417" w:header="720" w:footer="720" w:gutter="0"/>

--- a/docs/Brugervejledning.docx
+++ b/docs/Brugervejledning.docx
@@ -2106,6 +2106,50 @@
                 <w:sz w:val="20"/>
               </w:rPr>
               <w:t>Aktiviteten er auto-godkendt af systemet (statistisk baseline) – se kapitel 17.</w:t>
+            </w:r>
+          </w:p>
+        </w:tc>
+      </w:tr>
+      <w:tr>
+        <w:tc>
+          <w:tcPr>
+            <w:tcW w:type="dxa" w:w="2835"/>
+            <w:shd w:val="clear" w:color="auto" w:fill="D5E8F5"/>
+            <w:tcBorders>
+              <w:top w:val="single" w:sz="4" w:color="9BBDD6"/>
+              <w:left w:val="single" w:sz="4" w:color="9BBDD6"/>
+              <w:bottom w:val="single" w:sz="4" w:color="9BBDD6"/>
+              <w:right w:val="single" w:sz="4" w:color="9BBDD6"/>
+            </w:tcBorders>
+          </w:tcPr>
+          <w:p>
+            <w:r>
+              <w:rPr>
+                <w:rFonts w:ascii="Arial" w:hAnsi="Arial"/>
+                <w:b/>
+                <w:sz w:val="20"/>
+              </w:rPr>
+              <w:t>✕ (rødt kryds)</w:t>
+            </w:r>
+          </w:p>
+        </w:tc>
+        <w:tc>
+          <w:tcPr>
+            <w:tcW w:type="dxa" w:w="6520"/>
+            <w:tcBorders>
+              <w:top w:val="single" w:sz="4" w:color="9BBDD6"/>
+              <w:left w:val="single" w:sz="4" w:color="9BBDD6"/>
+              <w:bottom w:val="single" w:sz="4" w:color="9BBDD6"/>
+              <w:right w:val="single" w:sz="4" w:color="9BBDD6"/>
+            </w:tcBorders>
+          </w:tcPr>
+          <w:p>
+            <w:r>
+              <w:rPr>
+                <w:rFonts w:ascii="Arial" w:hAnsi="Arial"/>
+                <w:sz w:val="20"/>
+              </w:rPr>
+              <w:t>Vises kun på dagens sidste importerede vagt. Betyder at kortet formentlig er læst af MIDT i vagten (fx 0 km registreret den dag, eller vagten er usædvanligt kort) – resten af dagen mangler sandsynligvis. Hent en ny fil fra kortet senere og importér igen, så udvides/rettes vagten automatisk.</w:t>
             </w:r>
           </w:p>
         </w:tc>
@@ -3485,7 +3529,7 @@
                 <w:rFonts w:ascii="Arial" w:hAnsi="Arial"/>
                 <w:sz w:val="20"/>
               </w:rPr>
-              <w:t>Registrerer en overnatning (flat sats pr. forekomst – ikke timer). Angiv blot datoen. Satsen hentes automatisk fra Stamdata (Tillæg-fanen).</w:t>
+              <w:t>Registrerer en overnatning (flat sats pr. forekomst – ikke timer). Angiv datoen, eller udfyld 'Til dato' for at registrere flere overnatninger i træk (se note nedenfor). Satsen hentes automatisk fra Stamdata (Tillæg-fanen).</w:t>
             </w:r>
           </w:p>
         </w:tc>
@@ -3536,6 +3580,29 @@
     <w:p/>
     <w:p>
       <w:pPr>
+        <w:spacing w:before="80" w:after="160"/>
+        <w:ind w:left="283" w:right="283"/>
+      </w:pPr>
+      <w:r>
+        <w:rPr>
+          <w:rFonts w:ascii="Arial" w:hAnsi="Arial"/>
+          <w:b/>
+          <w:color w:val="2E6DB8"/>
+          <w:sz w:val="22"/>
+        </w:rPr>
+        <w:t xml:space="preserve">GODT AT VIDE: </w:t>
+      </w:r>
+      <w:r>
+        <w:rPr>
+          <w:rFonts w:ascii="Arial" w:hAnsi="Arial"/>
+          <w:color w:val="606060"/>
+          <w:sz w:val="22"/>
+        </w:rPr>
+        <w:t>Overnatning som periode ('Til dato' udfyldt) opretter ÉN overnatning PR. KALENDERDAG i intervallet – inkl. lørdag, søndag OG helligdage (i modsætning til Ferie/Afspadsering m.fl., som kun tæller hverdage). DOB-fluebenet gælder for hele perioden på én gang – det er ikke muligt at blande almindelig og DOB-overnatning i samme oprettelse. Overlapper en af dagene en anden allerede registreret aktivitet, vises en advarsel med de(n) berørte dato(er), som du skal bekræfte for at fortsætte. En oprettet overnatningsperiode kan bagefter forlænges/afkortes på samme måde som andre fraværsperioder (afsnit 6.4). Registreringsnummer kræves fortsat ikke, hverken for én enkelt overnatning eller en periode.</w:t>
+      </w:r>
+    </w:p>
+    <w:p>
+      <w:pPr>
         <w:spacing w:after="120"/>
       </w:pPr>
       <w:r>
@@ -3878,6 +3945,20 @@
           <w:sz w:val="22"/>
         </w:rPr>
         <w:t>Dage der FJERNES fra perioden, bliver PERMANENT slettet – ikke deaktiveret. Systemet viser altid en opsummering ('N dage slettes permanent / N dage oprettes') til bekræftelse, før noget gennemføres.</w:t>
+      </w:r>
+    </w:p>
+    <w:p>
+      <w:pPr>
+        <w:pStyle w:val="ListBullet"/>
+        <w:spacing w:after="40"/>
+        <w:ind w:left="454"/>
+      </w:pPr>
+      <w:r>
+        <w:rPr>
+          <w:rFonts w:ascii="Arial" w:hAnsi="Arial"/>
+          <w:sz w:val="22"/>
+        </w:rPr>
+        <w:t>For en Overnatnings-periode (afsnit 6.2) tælles ALLE kalenderdage i det nye interval, inkl. weekend/helligdage – ikke kun hverdage som for de øvrige fraværstyper.</w:t>
       </w:r>
     </w:p>
     <w:p>
@@ -11958,7 +12039,30 @@
           <w:rFonts w:ascii="Arial" w:hAnsi="Arial"/>
           <w:sz w:val="22"/>
         </w:rPr>
-        <w:t>Tabellen viser fraværstimer/-dage summeret pr. medarbejder og pr. fraværstype.</w:t>
+        <w:t>Tabellen viser fraværstimer/-dage summeret pr. medarbejder og pr. fraværstype, samt en sats i kr/time pr. række.</w:t>
+      </w:r>
+    </w:p>
+    <w:p>
+      <w:pPr>
+        <w:spacing w:before="80" w:after="160"/>
+        <w:ind w:left="283" w:right="283"/>
+      </w:pPr>
+      <w:r>
+        <w:rPr>
+          <w:rFonts w:ascii="Arial" w:hAnsi="Arial"/>
+          <w:b/>
+          <w:color w:val="2E6DB8"/>
+          <w:sz w:val="22"/>
+        </w:rPr>
+        <w:t xml:space="preserve">BEMÆRK: </w:t>
+      </w:r>
+      <w:r>
+        <w:rPr>
+          <w:rFonts w:ascii="Arial" w:hAnsi="Arial"/>
+          <w:color w:val="606060"/>
+          <w:sz w:val="22"/>
+        </w:rPr>
+        <w:t>Satsen der vises her, opdateres IKKE nødvendigvis, hvis I ændrer satser i Stamdata. Særligt §56-satsen kan afvige fra den aktuelle værdi i Stamdata → Tillæg, og fraværstyper som Ferie, Feriefri og Afspadsering vises med 0 kr/t her, selvom de udbetales i den faktiske lønkørsel. Brug Lønafregning (kapitel 12) eller den endelige Danløn-eksport som facit for hvad der reelt udbetales – Fraværsoversigtens sats-kolonne er kun vejledende.</w:t>
       </w:r>
     </w:p>
     <w:p>

--- a/docs/Brugervejledning.docx
+++ b/docs/Brugervejledning.docx
@@ -2377,7 +2377,21 @@
           <w:rFonts w:ascii="Arial" w:hAnsi="Arial"/>
           <w:sz w:val="22"/>
         </w:rPr>
-        <w:t>Beløbet vises særskilt i prøvekørslen (' (springer)' efter navnet, afsnit 9.1) og i Lønafregning (afsnit 12.2) – ikke som en synlig linje i selve Aktivitetsoversigten.</w:t>
+        <w:t>Beløbet vises særskilt i prøvekørslen (' (springer)' efter navnet, afsnit 9.1), som egen linje i Lønkørsel-fanens medarbejderkort og i PDF-timesedlen (afsnit 9.4), samt i Lønafregning (afsnit 12.2).</w:t>
+      </w:r>
+    </w:p>
+    <w:p>
+      <w:pPr>
+        <w:pStyle w:val="ListBullet"/>
+        <w:spacing w:after="40"/>
+        <w:ind w:left="454"/>
+      </w:pPr>
+      <w:r>
+        <w:rPr>
+          <w:rFonts w:ascii="Arial" w:hAnsi="Arial"/>
+          <w:sz w:val="22"/>
+        </w:rPr>
+        <w:t>Sætter du fluebenet, og der derefter oprettes en ny aktivitet for medarbejderen (fx via import eller manuel oprettelse), forbliver fluebenet sat – det bliver ikke nulstillet ved en gentegning af aktivitetsoversigten (rettet 2026-09-22).</w:t>
       </w:r>
     </w:p>
     <w:p>
@@ -3172,6 +3186,29 @@
           <w:color w:val="2E6DB8"/>
           <w:sz w:val="22"/>
         </w:rPr>
+        <w:t xml:space="preserve">TIP: </w:t>
+      </w:r>
+      <w:r>
+        <w:rPr>
+          <w:rFonts w:ascii="Arial" w:hAnsi="Arial"/>
+          <w:color w:val="606060"/>
+          <w:sz w:val="22"/>
+        </w:rPr>
+        <w:t>Vognnummer-feltets søgeliste kan siden 2026-09-17 betjenes med tastaturet: Pil ned/Tab flytter markeringen ned i listen (Shift+Tab/Pil op flytter op), Enter vælger det markerede køretøj, og Escape lukker listen igen.</w:t>
+      </w:r>
+    </w:p>
+    <w:p>
+      <w:pPr>
+        <w:spacing w:before="80" w:after="160"/>
+        <w:ind w:left="283" w:right="283"/>
+      </w:pPr>
+      <w:r>
+        <w:rPr>
+          <w:rFonts w:ascii="Arial" w:hAnsi="Arial"/>
+          <w:b/>
+          <w:color w:val="2E6DB8"/>
+          <w:sz w:val="22"/>
+        </w:rPr>
         <w:t xml:space="preserve">BEMÆRK: </w:t>
       </w:r>
       <w:r>
@@ -3250,6 +3287,20 @@
           <w:sz w:val="22"/>
         </w:rPr>
         <w:t>Ferie, sygdom, feriefri m.fl.: starttidspunktet sættes automatisk til 06:00, og sluttidspunktet beregnes ud fra medarbejderens normaltimer den pågældende dag. Vælger du 'Til dato' for at oprette en periode, oprettes én aktivitet PR. HVERDAG i perioden (ikke én sammenhængende aktivitet) – hver dag tæller sine egne normaltimer (typisk 7,4 t).</w:t>
+      </w:r>
+    </w:p>
+    <w:p>
+      <w:pPr>
+        <w:pStyle w:val="ListBullet"/>
+        <w:spacing w:after="40"/>
+        <w:ind w:left="454"/>
+      </w:pPr>
+      <w:r>
+        <w:rPr>
+          <w:rFonts w:ascii="Arial" w:hAnsi="Arial"/>
+          <w:sz w:val="22"/>
+        </w:rPr>
+        <w:t>Selvbetalt fridag og Løn andet sted fra kan siden 2026-09-22 også oprettes som en periode ('Til dato' udfyldt), på nøjagtig samme måde som Ferie – én aktivitet pr. hverdag i intervallet.</w:t>
       </w:r>
     </w:p>
     <w:p>
@@ -3446,6 +3497,48 @@
                 <w:sz w:val="20"/>
               </w:rPr>
               <w:t>Registrerer fridag.</w:t>
+            </w:r>
+          </w:p>
+        </w:tc>
+      </w:tr>
+      <w:tr>
+        <w:tc>
+          <w:tcPr>
+            <w:tcW w:type="dxa" w:w="4536"/>
+            <w:tcBorders>
+              <w:top w:val="single" w:sz="4" w:color="CCCCCC"/>
+              <w:left w:val="single" w:sz="4" w:color="CCCCCC"/>
+              <w:bottom w:val="single" w:sz="4" w:color="CCCCCC"/>
+              <w:right w:val="single" w:sz="4" w:color="CCCCCC"/>
+            </w:tcBorders>
+          </w:tcPr>
+          <w:p>
+            <w:r>
+              <w:rPr>
+                <w:rFonts w:ascii="Arial" w:hAnsi="Arial"/>
+                <w:sz w:val="20"/>
+              </w:rPr>
+              <w:t>Løn andet sted fra</w:t>
+            </w:r>
+          </w:p>
+        </w:tc>
+        <w:tc>
+          <w:tcPr>
+            <w:tcW w:type="dxa" w:w="4536"/>
+            <w:tcBorders>
+              <w:top w:val="single" w:sz="4" w:color="CCCCCC"/>
+              <w:left w:val="single" w:sz="4" w:color="CCCCCC"/>
+              <w:bottom w:val="single" w:sz="4" w:color="CCCCCC"/>
+              <w:right w:val="single" w:sz="4" w:color="CCCCCC"/>
+            </w:tcBorders>
+          </w:tcPr>
+          <w:p>
+            <w:r>
+              <w:rPr>
+                <w:rFonts w:ascii="Arial" w:hAnsi="Arial"/>
+                <w:sz w:val="20"/>
+              </w:rPr>
+              <w:t>Tilføjet 2026-09-22. Fungerer som Selvbetalt fridag (0 kr., ingen linje i Danløn CSV) – bruges som en kommentar til lønbogholderne om, at dagen bevidst er korrekt uden data i dette system, fx fordi medarbejderen har kørt eksport/for et andet selskab den dag.</w:t>
             </w:r>
           </w:p>
         </w:tc>
@@ -6573,7 +6666,7 @@
           <w:rFonts w:ascii="Arial" w:hAnsi="Arial"/>
           <w:sz w:val="22"/>
         </w:rPr>
-        <w:t>CSV-filen downloades til din computer.</w:t>
+        <w:t>CSV-filen downloades til din computer. Filnavnet er (siden 2026-09-22) på formen 'danloen, Lønuge 23-24, 01-06-2026-14-06-2026.csv' – lønuge-numrene og datointervallet for den kørte periode.</w:t>
       </w:r>
     </w:p>
     <w:p>
@@ -7419,8 +7512,73 @@
           </w:p>
         </w:tc>
       </w:tr>
+      <w:tr>
+        <w:tc>
+          <w:tcPr>
+            <w:tcW w:type="dxa" w:w="4536"/>
+            <w:tcBorders>
+              <w:top w:val="single" w:sz="4" w:color="CCCCCC"/>
+              <w:left w:val="single" w:sz="4" w:color="CCCCCC"/>
+              <w:bottom w:val="single" w:sz="4" w:color="CCCCCC"/>
+              <w:right w:val="single" w:sz="4" w:color="CCCCCC"/>
+            </w:tcBorders>
+          </w:tcPr>
+          <w:p>
+            <w:r>
+              <w:rPr>
+                <w:rFonts w:ascii="Arial" w:hAnsi="Arial"/>
+                <w:sz w:val="20"/>
+              </w:rPr>
+              <w:t>Springertillæg</w:t>
+            </w:r>
+          </w:p>
+        </w:tc>
+        <w:tc>
+          <w:tcPr>
+            <w:tcW w:type="dxa" w:w="4536"/>
+            <w:tcBorders>
+              <w:top w:val="single" w:sz="4" w:color="CCCCCC"/>
+              <w:left w:val="single" w:sz="4" w:color="CCCCCC"/>
+              <w:bottom w:val="single" w:sz="4" w:color="CCCCCC"/>
+              <w:right w:val="single" w:sz="4" w:color="CCCCCC"/>
+            </w:tcBorders>
+          </w:tcPr>
+          <w:p>
+            <w:r>
+              <w:rPr>
+                <w:rFonts w:ascii="Arial" w:hAnsi="Arial"/>
+                <w:sz w:val="20"/>
+              </w:rPr>
+              <w:t>Samme timetal som Normal løn, kun for medarbejdere med springertillæg-fluebenet sat for perioden (afsnit 4.5). Sats fra Stamdata (Tillæg-fanen).</w:t>
+            </w:r>
+          </w:p>
+        </w:tc>
+      </w:tr>
     </w:tbl>
     <w:p/>
+    <w:p>
+      <w:pPr>
+        <w:spacing w:before="80" w:after="160"/>
+        <w:ind w:left="283" w:right="283"/>
+      </w:pPr>
+      <w:r>
+        <w:rPr>
+          <w:rFonts w:ascii="Arial" w:hAnsi="Arial"/>
+          <w:b/>
+          <w:color w:val="2E6DB8"/>
+          <w:sz w:val="22"/>
+        </w:rPr>
+        <w:t xml:space="preserve">GODT AT VIDE: </w:t>
+      </w:r>
+      <w:r>
+        <w:rPr>
+          <w:rFonts w:ascii="Arial" w:hAnsi="Arial"/>
+          <w:color w:val="606060"/>
+          <w:sz w:val="22"/>
+        </w:rPr>
+        <w:t>Rettet 2026-09-22: 'I alt'-beløbet pr. medarbejder i Lønkørsel-fanen og i PDF-timesedlens LØNOPSUMMERING medregner nu også fraværstyper med et beregnet beløb (Sygdom, §56 syg, Barn 1.sygedag u. løn, Feriefri, Barsel, Skole/kursus – samme typer som i Lønafregningen, afsnit 12.1). Tidligere manglede disse i selve 'I alt'-summen, selvom de altid har talt korrekt med i den eksporterede Danløn CSV. PDF-timesedlens fraværslinjer viser nu desuden sats og beløb i stedet for '–', så beløbet i 'I alt' på timesedlen stemmer overens med det medarbejderen reelt får udbetalt.</w:t>
+      </w:r>
+    </w:p>
     <w:p>
       <w:pPr>
         <w:pStyle w:val="Heading2"/>
@@ -10988,7 +11146,30 @@
           <w:rFonts w:ascii="Arial" w:hAnsi="Arial"/>
           <w:sz w:val="22"/>
         </w:rPr>
-        <w:t>Den øverste tabel 'Total sum for perioden' viser: Grundtimeløn inkl. tillæg, Overtid Timen før, Overtid 1-3 time efter og Øvrig overtid, efterfulgt af delsummen 'Total uden fravær'. Herunder følger op til 11 fraværstyper (Sygdom, Sygdom u. 8 uger, Barn 1.sygedag, Barn 1.sygedag u. 8 uger, Graviditetsbetinget sygdom, §56 syg, Barsel, Feriefri, Ferie, Skole/kursus og Afspadsering) og til sidst 'Total sum for denne periode'. En linje vises KUN hvis den har et beløb større end 0 kr for den viste periode – har ingen medarbejder fx haft barsel, udelades 'Barsel'-linjen helt.</w:t>
+        <w:t>Den øverste tabel 'Total sum for perioden' viser: Grundtimeløn inkl. tillæg, Overtid Timen før, Overtid 1-3 time efter og Øvrig overtid, efterfulgt af delsummen 'Total uden fravær'. Herefter følger Salttillæg, Overnatning og DOB Overnatning (hver med antal forekomster i parentes, fx 'Overnatning (3 gange)') og op til 11 fraværstyper (Sygdom, Sygdom u. 8 uger, Barn 1.sygedag, Barn 1.sygedag u. 8 uger, Graviditetsbetinget sygdom, §56 syg, Barsel, Feriefri, Ferie, Skole/kursus og Afspadsering), og til sidst 'Total sum for denne periode'. En linje vises KUN hvis den har et beløb større end 0 kr for den viste periode – har ingen medarbejder fx haft barsel, udelades 'Barsel'-linjen helt.</w:t>
+      </w:r>
+    </w:p>
+    <w:p>
+      <w:pPr>
+        <w:spacing w:before="80" w:after="160"/>
+        <w:ind w:left="283" w:right="283"/>
+      </w:pPr>
+      <w:r>
+        <w:rPr>
+          <w:rFonts w:ascii="Arial" w:hAnsi="Arial"/>
+          <w:b/>
+          <w:color w:val="2E6DB8"/>
+          <w:sz w:val="22"/>
+        </w:rPr>
+        <w:t xml:space="preserve">GODT AT VIDE: </w:t>
+      </w:r>
+      <w:r>
+        <w:rPr>
+          <w:rFonts w:ascii="Arial" w:hAnsi="Arial"/>
+          <w:color w:val="606060"/>
+          <w:sz w:val="22"/>
+        </w:rPr>
+        <w:t>Rettet 2026-09-21: Overnatning og DOB Overnatning talte tidligere IKKE med i 'Total sum for denne periode' eller i den enkelte medarbejders samlede løn i denne fane – kun i Lønkørsel-fanen og PDF-timesedlen. Beløbene indgår nu korrekt begge steder.</w:t>
       </w:r>
     </w:p>
     <w:p>
@@ -11243,7 +11424,7 @@
           <w:rFonts w:ascii="Arial" w:hAnsi="Arial"/>
           <w:sz w:val="22"/>
         </w:rPr>
-        <w:t>Nederst i hver medarbejders tabel står 'Total løn for [navn]' – den fulde sum for medarbejderen i perioden: arbejdstid, overtid, salttillæg, springertillæg OG al fraværsbetaling med et beregnet beløb (se afsnit 12.1 for hvilke typer det gælder).</w:t>
+        <w:t>Nederst i hver medarbejders tabel står 'Total løn for [navn]' – den fulde sum for medarbejderen i perioden: arbejdstid, overtid, salttillæg, overnatning, DOB overnatning, springertillæg OG al fraværsbetaling med et beregnet beløb (se afsnit 12.1 for hvilke typer det gælder).</w:t>
       </w:r>
     </w:p>
     <w:p>
